--- a/Anteproyecto_v8.docx
+++ b/Anteproyecto_v8.docx
@@ -7947,6 +7947,2464 @@
         <w:pStyle w:val="Heading2"/>
         <w:rPr/>
       </w:pPr>
+      <w:r>
+        <w:t xml:space="preserve">ESTIMACIÓN DEL ESFUERZO</w:t>
+      </w:r>
+    </w:p>
+    <w:p>
+      <w:pPr>
+        <w:rPr/>
+      </w:pPr>
+      <w:r>
+        <w:t xml:space="preserve">La estimación de esfuerzo se realiza en base a los </w:t>
+      </w:r>
+      <w:r>
+        <w:rPr>
+          <w:b/>
+        </w:rPr>
+        <w:t xml:space="preserve">puntos de función</w:t>
+      </w:r>
+      <w:r>
+        <w:t xml:space="preserve"> del proyecto. Se estima la cantidad de entradas externas, salidas externas, consultas externas, archivos lógicos internos y archivos de interfaz externos.</w:t>
+      </w:r>
+    </w:p>
+    <w:p>
+      <w:pPr>
+        <w:rPr/>
+      </w:pPr>
+      <w:r>
+        <w:rPr>
+          <w:b/>
+        </w:rPr>
+        <w:t xml:space="preserve">Número de entradas externas (EE):</w:t>
+      </w:r>
+      <w:r>
+        <w:t xml:space="preserve"> cada entrada se origina en un usuario o se transmite desde otra aplicación, y proporciona datos distintos. Normalmente son las encargadas de actualizar archivos lógicos internos, y se cuentan por separado de las consultas.</w:t>
+      </w:r>
+    </w:p>
+    <w:p>
+      <w:pPr>
+        <w:rPr/>
+      </w:pPr>
+      <w:r>
+        <w:rPr>
+          <w:b/>
+        </w:rPr>
+        <w:t xml:space="preserve">Número de salidas externas (SE):</w:t>
+      </w:r>
+      <w:r>
+        <w:t xml:space="preserve"> cada salida se origina dentro de la aplicación y proporciona información al usuario. Por ejemplo, informes, mensajes y pantallas de resultado.</w:t>
+      </w:r>
+    </w:p>
+    <w:p>
+      <w:pPr>
+        <w:rPr/>
+      </w:pPr>
+      <w:r>
+        <w:rPr>
+          <w:b/>
+        </w:rPr>
+        <w:t xml:space="preserve">Número de consultas externas (CE):</w:t>
+      </w:r>
+      <w:r>
+        <w:t xml:space="preserve"> una consulta externa es una entrada realizada por un usuario que genera una respuesta inmediata del sistema, recuperada normalmente de un archivo lógico interno, sin producir datos derivados.</w:t>
+      </w:r>
+    </w:p>
+    <w:p>
+      <w:pPr>
+        <w:rPr/>
+      </w:pPr>
+      <w:r>
+        <w:rPr>
+          <w:b/>
+        </w:rPr>
+        <w:t xml:space="preserve">Número de archivos lógicos internos (ALI):</w:t>
+      </w:r>
+      <w:r>
+        <w:t xml:space="preserve"> cada uno es un agrupamiento lógico de datos que vive dentro de los límites de la aplicación. Se mantiene a través de entradas externas y se consulta mediante consultas externas.</w:t>
+      </w:r>
+    </w:p>
+    <w:p>
+      <w:pPr>
+        <w:rPr/>
+      </w:pPr>
+      <w:r>
+        <w:rPr>
+          <w:b/>
+        </w:rPr>
+        <w:t xml:space="preserve">Número de archivos de interfaz externos (AIE):</w:t>
+      </w:r>
+      <w:r>
+        <w:t xml:space="preserve"> cada uno es un agrupamiento lógico de datos externo a la aplicación, que sin embargo le proporciona datos que ésta usa.</w:t>
+      </w:r>
+    </w:p>
+    <w:p>
+      <w:pPr>
+        <w:rPr/>
+      </w:pPr>
+      <w:r>
+        <w:t xml:space="preserve">El número total de puntos de función se determina con la siguiente fórmula:</w:t>
+      </w:r>
+    </w:p>
+    <w:p>
+      <w:pPr>
+        <w:rPr/>
+      </w:pPr>
+      <w:r>
+        <w:rPr>
+          <w:b/>
+        </w:rPr>
+        <w:t xml:space="preserve">PF = conteo total × [0,65 + 0,01 × ΣFi]</w:t>
+      </w:r>
+    </w:p>
+    <w:p>
+      <w:pPr>
+        <w:rPr/>
+      </w:pPr>
+      <w:r>
+        <w:t xml:space="preserve">El conteo total es la suma de los puntos que surgen de la siguiente tabla:</w:t>
+      </w:r>
+    </w:p>
+    <w:tbl>
+      <w:tblPr>
+        <w:tblStyle w:val="Table1"/>
+        <w:tblW w:w="9300.0" w:type="dxa"/>
+        <w:jc w:val="left"/>
+        <w:tblBorders>
+          <w:top w:color="000000" w:space="0" w:sz="8" w:val="single"/>
+          <w:left w:color="000000" w:space="0" w:sz="8" w:val="single"/>
+          <w:bottom w:color="000000" w:space="0" w:sz="8" w:val="single"/>
+          <w:right w:color="000000" w:space="0" w:sz="8" w:val="single"/>
+          <w:insideH w:color="000000" w:space="0" w:sz="8" w:val="single"/>
+          <w:insideV w:color="000000" w:space="0" w:sz="8" w:val="single"/>
+        </w:tblBorders>
+        <w:tblLayout w:type="fixed"/>
+        <w:tblLook w:val="0600"/>
+      </w:tblPr>
+      <w:tblGrid>
+        <w:gridCol w:w="2250"/>
+        <w:gridCol w:w="2250"/>
+        <w:gridCol w:w="2250"/>
+        <w:gridCol w:w="2250"/>
+      </w:tblGrid>
+      <w:tr>
+        <w:trPr>
+          <w:cantSplit w:val="0"/>
+          <w:tblHeader w:val="0"/>
+        </w:trPr>
+        <w:tc>
+          <w:tcPr>
+            <w:shd w:fill="fce5cd" w:val="clear"/>
+          </w:tcPr>
+          <w:p>
+            <w:r>
+              <w:rPr>
+                <w:b/>
+              </w:rPr>
+              <w:t xml:space="preserve">Parámetro de medición</w:t>
+            </w:r>
+          </w:p>
+        </w:tc>
+        <w:tc>
+          <w:tcPr>
+            <w:shd w:fill="fce5cd" w:val="clear"/>
+          </w:tcPr>
+          <w:p>
+            <w:r>
+              <w:rPr>
+                <w:b/>
+              </w:rPr>
+              <w:t xml:space="preserve">Bajo</w:t>
+            </w:r>
+          </w:p>
+        </w:tc>
+        <w:tc>
+          <w:tcPr>
+            <w:shd w:fill="fce5cd" w:val="clear"/>
+          </w:tcPr>
+          <w:p>
+            <w:r>
+              <w:rPr>
+                <w:b/>
+              </w:rPr>
+              <w:t xml:space="preserve">Medio</w:t>
+            </w:r>
+          </w:p>
+        </w:tc>
+        <w:tc>
+          <w:tcPr>
+            <w:shd w:fill="fce5cd" w:val="clear"/>
+          </w:tcPr>
+          <w:p>
+            <w:r>
+              <w:rPr>
+                <w:b/>
+              </w:rPr>
+              <w:t xml:space="preserve">Complejo</w:t>
+            </w:r>
+          </w:p>
+        </w:tc>
+      </w:tr>
+      <w:tr>
+        <w:trPr>
+          <w:cantSplit w:val="0"/>
+          <w:tblHeader w:val="0"/>
+        </w:trPr>
+        <w:tc>
+          <w:tcPr>
+            <w:shd w:fill="fce5cd" w:val="clear"/>
+          </w:tcPr>
+          <w:p>
+            <w:r>
+              <w:t xml:space="preserve">Número de entradas externas</w:t>
+            </w:r>
+          </w:p>
+        </w:tc>
+        <w:tc>
+          <w:tcPr>
+            <w:shd w:fill="fce5cd" w:val="clear"/>
+          </w:tcPr>
+          <w:p>
+            <w:r>
+              <w:t xml:space="preserve">×3</w:t>
+            </w:r>
+          </w:p>
+        </w:tc>
+        <w:tc>
+          <w:tcPr>
+            <w:shd w:fill="fce5cd" w:val="clear"/>
+          </w:tcPr>
+          <w:p>
+            <w:r>
+              <w:t xml:space="preserve">×4</w:t>
+            </w:r>
+          </w:p>
+        </w:tc>
+        <w:tc>
+          <w:tcPr>
+            <w:shd w:fill="fce5cd" w:val="clear"/>
+          </w:tcPr>
+          <w:p>
+            <w:r>
+              <w:t xml:space="preserve">×6</w:t>
+            </w:r>
+          </w:p>
+        </w:tc>
+      </w:tr>
+      <w:tr>
+        <w:trPr>
+          <w:cantSplit w:val="0"/>
+          <w:tblHeader w:val="0"/>
+        </w:trPr>
+        <w:tc>
+          <w:tcPr>
+            <w:shd w:fill="fce5cd" w:val="clear"/>
+          </w:tcPr>
+          <w:p>
+            <w:r>
+              <w:t xml:space="preserve">Número de salidas externas</w:t>
+            </w:r>
+          </w:p>
+        </w:tc>
+        <w:tc>
+          <w:tcPr>
+            <w:shd w:fill="fce5cd" w:val="clear"/>
+          </w:tcPr>
+          <w:p>
+            <w:r>
+              <w:t xml:space="preserve">×4</w:t>
+            </w:r>
+          </w:p>
+        </w:tc>
+        <w:tc>
+          <w:tcPr>
+            <w:shd w:fill="fce5cd" w:val="clear"/>
+          </w:tcPr>
+          <w:p>
+            <w:r>
+              <w:t xml:space="preserve">×5</w:t>
+            </w:r>
+          </w:p>
+        </w:tc>
+        <w:tc>
+          <w:tcPr>
+            <w:shd w:fill="fce5cd" w:val="clear"/>
+          </w:tcPr>
+          <w:p>
+            <w:r>
+              <w:t xml:space="preserve">×7</w:t>
+            </w:r>
+          </w:p>
+        </w:tc>
+      </w:tr>
+      <w:tr>
+        <w:trPr>
+          <w:cantSplit w:val="0"/>
+          <w:tblHeader w:val="0"/>
+        </w:trPr>
+        <w:tc>
+          <w:tcPr>
+            <w:shd w:fill="fce5cd" w:val="clear"/>
+          </w:tcPr>
+          <w:p>
+            <w:r>
+              <w:t xml:space="preserve">Número de consultas externas</w:t>
+            </w:r>
+          </w:p>
+        </w:tc>
+        <w:tc>
+          <w:tcPr>
+            <w:shd w:fill="fce5cd" w:val="clear"/>
+          </w:tcPr>
+          <w:p>
+            <w:r>
+              <w:t xml:space="preserve">×3</w:t>
+            </w:r>
+          </w:p>
+        </w:tc>
+        <w:tc>
+          <w:tcPr>
+            <w:shd w:fill="fce5cd" w:val="clear"/>
+          </w:tcPr>
+          <w:p>
+            <w:r>
+              <w:t xml:space="preserve">×4</w:t>
+            </w:r>
+          </w:p>
+        </w:tc>
+        <w:tc>
+          <w:tcPr>
+            <w:shd w:fill="fce5cd" w:val="clear"/>
+          </w:tcPr>
+          <w:p>
+            <w:r>
+              <w:t xml:space="preserve">×6</w:t>
+            </w:r>
+          </w:p>
+        </w:tc>
+      </w:tr>
+      <w:tr>
+        <w:trPr>
+          <w:cantSplit w:val="0"/>
+          <w:tblHeader w:val="0"/>
+        </w:trPr>
+        <w:tc>
+          <w:tcPr>
+            <w:shd w:fill="fce5cd" w:val="clear"/>
+          </w:tcPr>
+          <w:p>
+            <w:r>
+              <w:t xml:space="preserve">Número de archivos lógicos internos</w:t>
+            </w:r>
+          </w:p>
+        </w:tc>
+        <w:tc>
+          <w:tcPr>
+            <w:shd w:fill="fce5cd" w:val="clear"/>
+          </w:tcPr>
+          <w:p>
+            <w:r>
+              <w:t xml:space="preserve">×7</w:t>
+            </w:r>
+          </w:p>
+        </w:tc>
+        <w:tc>
+          <w:tcPr>
+            <w:shd w:fill="fce5cd" w:val="clear"/>
+          </w:tcPr>
+          <w:p>
+            <w:r>
+              <w:t xml:space="preserve">×10</w:t>
+            </w:r>
+          </w:p>
+        </w:tc>
+        <w:tc>
+          <w:tcPr>
+            <w:shd w:fill="fce5cd" w:val="clear"/>
+          </w:tcPr>
+          <w:p>
+            <w:r>
+              <w:t xml:space="preserve">×15</w:t>
+            </w:r>
+          </w:p>
+        </w:tc>
+      </w:tr>
+      <w:tr>
+        <w:trPr>
+          <w:cantSplit w:val="0"/>
+          <w:tblHeader w:val="0"/>
+        </w:trPr>
+        <w:tc>
+          <w:tcPr>
+            <w:shd w:fill="fce5cd" w:val="clear"/>
+          </w:tcPr>
+          <w:p>
+            <w:r>
+              <w:t xml:space="preserve">Número de interfaces externas</w:t>
+            </w:r>
+          </w:p>
+        </w:tc>
+        <w:tc>
+          <w:tcPr>
+            <w:shd w:fill="fce5cd" w:val="clear"/>
+          </w:tcPr>
+          <w:p>
+            <w:r>
+              <w:t xml:space="preserve">×5</w:t>
+            </w:r>
+          </w:p>
+        </w:tc>
+        <w:tc>
+          <w:tcPr>
+            <w:shd w:fill="fce5cd" w:val="clear"/>
+          </w:tcPr>
+          <w:p>
+            <w:r>
+              <w:t xml:space="preserve">×7</w:t>
+            </w:r>
+          </w:p>
+        </w:tc>
+        <w:tc>
+          <w:tcPr>
+            <w:shd w:fill="fce5cd" w:val="clear"/>
+          </w:tcPr>
+          <w:p>
+            <w:r>
+              <w:t xml:space="preserve">×10</w:t>
+            </w:r>
+          </w:p>
+        </w:tc>
+      </w:tr>
+    </w:tbl>
+    <w:p>
+      <w:pPr>
+        <w:rPr/>
+      </w:pPr>
+    </w:p>
+    <w:p>
+      <w:pPr>
+        <w:rPr/>
+      </w:pPr>
+      <w:r>
+        <w:rPr>
+          <w:b/>
+        </w:rPr>
+        <w:t xml:space="preserve">Fi</w:t>
+      </w:r>
+      <w:r>
+        <w:t xml:space="preserve"> es un factor de ajuste que surge de las respuestas a un cuestionario de catorce preguntas. Cada respuesta vale entre 0 y 5, según la escala: 0 sin influencia, 1 incidental, 2 moderado, 3 medio, 4 significativo, 5 esencial.</w:t>
+      </w:r>
+    </w:p>
+    <w:p>
+      <w:pPr>
+        <w:pStyle w:val="Heading3"/>
+        <w:rPr/>
+      </w:pPr>
+      <w:r>
+        <w:t xml:space="preserve">El conteo de este sistema</w:t>
+      </w:r>
+    </w:p>
+    <w:p>
+      <w:pPr>
+        <w:rPr/>
+      </w:pPr>
+      <w:r>
+        <w:rPr>
+          <w:b/>
+        </w:rPr>
+        <w:t xml:space="preserve">Entradas externas (46).</w:t>
+      </w:r>
+      <w:r>
+        <w:t xml:space="preserve"> El alta, la modificación y la baja de un mismo dato se cuentan por separado, porque son operaciones distintas sobre el archivo lógico.</w:t>
+      </w:r>
+    </w:p>
+    <w:tbl>
+      <w:tblPr>
+        <w:tblStyle w:val="Table1"/>
+        <w:tblW w:w="9300.0" w:type="dxa"/>
+        <w:jc w:val="left"/>
+        <w:tblBorders>
+          <w:top w:color="000000" w:space="0" w:sz="8" w:val="single"/>
+          <w:left w:color="000000" w:space="0" w:sz="8" w:val="single"/>
+          <w:bottom w:color="000000" w:space="0" w:sz="8" w:val="single"/>
+          <w:right w:color="000000" w:space="0" w:sz="8" w:val="single"/>
+          <w:insideH w:color="000000" w:space="0" w:sz="8" w:val="single"/>
+          <w:insideV w:color="000000" w:space="0" w:sz="8" w:val="single"/>
+        </w:tblBorders>
+        <w:tblLayout w:type="fixed"/>
+        <w:tblLook w:val="0600"/>
+      </w:tblPr>
+      <w:tblGrid>
+        <w:gridCol w:w="3000"/>
+        <w:gridCol w:w="3000"/>
+        <w:gridCol w:w="3000"/>
+      </w:tblGrid>
+      <w:tr>
+        <w:trPr>
+          <w:cantSplit w:val="0"/>
+          <w:tblHeader w:val="0"/>
+        </w:trPr>
+        <w:tc>
+          <w:tcPr>
+            <w:shd w:fill="fce5cd" w:val="clear"/>
+          </w:tcPr>
+          <w:p>
+            <w:r>
+              <w:rPr>
+                <w:b/>
+              </w:rPr>
+              <w:t xml:space="preserve">Grupo</w:t>
+            </w:r>
+          </w:p>
+        </w:tc>
+        <w:tc>
+          <w:tcPr>
+            <w:shd w:fill="fce5cd" w:val="clear"/>
+          </w:tcPr>
+          <w:p>
+            <w:r>
+              <w:rPr>
+                <w:b/>
+              </w:rPr>
+              <w:t xml:space="preserve">Funciones</w:t>
+            </w:r>
+          </w:p>
+        </w:tc>
+        <w:tc>
+          <w:tcPr>
+            <w:shd w:fill="fce5cd" w:val="clear"/>
+          </w:tcPr>
+          <w:p>
+            <w:r>
+              <w:rPr>
+                <w:b/>
+              </w:rPr>
+              <w:t xml:space="preserve">Cantidad</w:t>
+            </w:r>
+          </w:p>
+        </w:tc>
+      </w:tr>
+      <w:tr>
+        <w:trPr>
+          <w:cantSplit w:val="0"/>
+          <w:tblHeader w:val="0"/>
+        </w:trPr>
+        <w:tc>
+          <w:tcPr>
+            <w:shd w:fill="fce5cd" w:val="clear"/>
+          </w:tcPr>
+          <w:p>
+            <w:r>
+              <w:t xml:space="preserve">Altas</w:t>
+            </w:r>
+          </w:p>
+        </w:tc>
+        <w:tc>
+          <w:tcPr>
+            <w:shd w:fill="fce5cd" w:val="clear"/>
+          </w:tcPr>
+          <w:p>
+            <w:r>
+              <w:t xml:space="preserve">Animal, celo, descorne, diagnóstico, insumo, lactancia, ordeñe individual, ordeñe por lote, parto, plan sanitario, servicio, tacto, tratamiento, vacunación</w:t>
+            </w:r>
+          </w:p>
+        </w:tc>
+        <w:tc>
+          <w:tcPr>
+            <w:shd w:fill="fce5cd" w:val="clear"/>
+          </w:tcPr>
+          <w:p>
+            <w:r>
+              <w:t xml:space="preserve">14</w:t>
+            </w:r>
+          </w:p>
+        </w:tc>
+      </w:tr>
+      <w:tr>
+        <w:trPr>
+          <w:cantSplit w:val="0"/>
+          <w:tblHeader w:val="0"/>
+        </w:trPr>
+        <w:tc>
+          <w:tcPr>
+            <w:shd w:fill="fce5cd" w:val="clear"/>
+          </w:tcPr>
+          <w:p>
+            <w:r>
+              <w:t xml:space="preserve">Modificaciones</w:t>
+            </w:r>
+          </w:p>
+        </w:tc>
+        <w:tc>
+          <w:tcPr>
+            <w:shd w:fill="fce5cd" w:val="clear"/>
+          </w:tcPr>
+          <w:p>
+            <w:r>
+              <w:t xml:space="preserve">Las catorce anteriores salvo el ingreso de stock, más la configuración del establecimiento, las preferencias de notificación y el stock mínimo</w:t>
+            </w:r>
+          </w:p>
+        </w:tc>
+        <w:tc>
+          <w:tcPr>
+            <w:shd w:fill="fce5cd" w:val="clear"/>
+          </w:tcPr>
+          <w:p>
+            <w:r>
+              <w:t xml:space="preserve">16</w:t>
+            </w:r>
+          </w:p>
+        </w:tc>
+      </w:tr>
+      <w:tr>
+        <w:trPr>
+          <w:cantSplit w:val="0"/>
+          <w:tblHeader w:val="0"/>
+        </w:trPr>
+        <w:tc>
+          <w:tcPr>
+            <w:shd w:fill="fce5cd" w:val="clear"/>
+          </w:tcPr>
+          <w:p>
+            <w:r>
+              <w:t xml:space="preserve">Eliminaciones</w:t>
+            </w:r>
+          </w:p>
+        </w:tc>
+        <w:tc>
+          <w:tcPr>
+            <w:shd w:fill="fce5cd" w:val="clear"/>
+          </w:tcPr>
+          <w:p>
+            <w:r>
+              <w:t xml:space="preserve">Celo, descorne, diagnóstico, ordeñe individual, ordeñe por lote, parto, servicio, tacto, tratamiento, vacunación</w:t>
+            </w:r>
+          </w:p>
+        </w:tc>
+        <w:tc>
+          <w:tcPr>
+            <w:shd w:fill="fce5cd" w:val="clear"/>
+          </w:tcPr>
+          <w:p>
+            <w:r>
+              <w:t xml:space="preserve">10</w:t>
+            </w:r>
+          </w:p>
+        </w:tc>
+      </w:tr>
+      <w:tr>
+        <w:trPr>
+          <w:cantSplit w:val="0"/>
+          <w:tblHeader w:val="0"/>
+        </w:trPr>
+        <w:tc>
+          <w:tcPr>
+            <w:shd w:fill="fce5cd" w:val="clear"/>
+          </w:tcPr>
+          <w:p>
+            <w:r>
+              <w:t xml:space="preserve">Otras</w:t>
+            </w:r>
+          </w:p>
+        </w:tc>
+        <w:tc>
+          <w:tcPr>
+            <w:shd w:fill="fce5cd" w:val="clear"/>
+          </w:tcPr>
+          <w:p>
+            <w:r>
+              <w:t xml:space="preserve">Baja de animal, reactivación de animal, carga de fotografía, ingreso de stock, registro de secado</w:t>
+            </w:r>
+          </w:p>
+        </w:tc>
+        <w:tc>
+          <w:tcPr>
+            <w:shd w:fill="fce5cd" w:val="clear"/>
+          </w:tcPr>
+          <w:p>
+            <w:r>
+              <w:t xml:space="preserve">5</w:t>
+            </w:r>
+          </w:p>
+        </w:tc>
+      </w:tr>
+      <w:tr>
+        <w:trPr>
+          <w:cantSplit w:val="0"/>
+          <w:tblHeader w:val="0"/>
+        </w:trPr>
+        <w:tc>
+          <w:tcPr>
+            <w:shd w:fill="fce5cd" w:val="clear"/>
+          </w:tcPr>
+          <w:p>
+            <w:r>
+              <w:t xml:space="preserve">Acceso</w:t>
+            </w:r>
+          </w:p>
+        </w:tc>
+        <w:tc>
+          <w:tcPr>
+            <w:shd w:fill="fce5cd" w:val="clear"/>
+          </w:tcPr>
+          <w:p>
+            <w:r>
+              <w:t xml:space="preserve">Inicio de sesión</w:t>
+            </w:r>
+          </w:p>
+        </w:tc>
+        <w:tc>
+          <w:tcPr>
+            <w:shd w:fill="fce5cd" w:val="clear"/>
+          </w:tcPr>
+          <w:p>
+            <w:r>
+              <w:t xml:space="preserve">1</w:t>
+            </w:r>
+          </w:p>
+        </w:tc>
+      </w:tr>
+    </w:tbl>
+    <w:p>
+      <w:pPr>
+        <w:rPr/>
+      </w:pPr>
+    </w:p>
+    <w:p>
+      <w:pPr>
+        <w:rPr/>
+      </w:pPr>
+      <w:r>
+        <w:rPr>
+          <w:b/>
+        </w:rPr>
+        <w:t xml:space="preserve">Consultas externas (20).</w:t>
+      </w:r>
+      <w:r>
+        <w:t xml:space="preserve"> Recuperan información registrada y no calculan nada: lista de animales, búsqueda y filtrado, ficha integral, consulta de linaje, búsqueda por caravana en la barra superior, lista de lactancias, historial de producción, listas de celos, servicios, tactos, partos, diagnósticos, tratamientos, vacunaciones, descornes, planes sanitarios e insumos, historial de movimientos de stock, vacas para servir y tactos pendientes.</w:t>
+      </w:r>
+    </w:p>
+    <w:p>
+      <w:pPr>
+        <w:rPr/>
+      </w:pPr>
+      <w:r>
+        <w:rPr>
+          <w:b/>
+        </w:rPr>
+        <w:t xml:space="preserve">Salidas externas (26).</w:t>
+      </w:r>
+      <w:r>
+        <w:t xml:space="preserve"> Son las que devuelven algo que el sistema calculó.</w:t>
+      </w:r>
+    </w:p>
+    <w:tbl>
+      <w:tblPr>
+        <w:tblStyle w:val="Table1"/>
+        <w:tblW w:w="9300.0" w:type="dxa"/>
+        <w:jc w:val="left"/>
+        <w:tblBorders>
+          <w:top w:color="000000" w:space="0" w:sz="8" w:val="single"/>
+          <w:left w:color="000000" w:space="0" w:sz="8" w:val="single"/>
+          <w:bottom w:color="000000" w:space="0" w:sz="8" w:val="single"/>
+          <w:right w:color="000000" w:space="0" w:sz="8" w:val="single"/>
+          <w:insideH w:color="000000" w:space="0" w:sz="8" w:val="single"/>
+          <w:insideV w:color="000000" w:space="0" w:sz="8" w:val="single"/>
+        </w:tblBorders>
+        <w:tblLayout w:type="fixed"/>
+        <w:tblLook w:val="0600"/>
+      </w:tblPr>
+      <w:tblGrid>
+        <w:gridCol w:w="3000"/>
+        <w:gridCol w:w="3000"/>
+        <w:gridCol w:w="3000"/>
+      </w:tblGrid>
+      <w:tr>
+        <w:trPr>
+          <w:cantSplit w:val="0"/>
+          <w:tblHeader w:val="0"/>
+        </w:trPr>
+        <w:tc>
+          <w:tcPr>
+            <w:shd w:fill="fce5cd" w:val="clear"/>
+          </w:tcPr>
+          <w:p>
+            <w:r>
+              <w:rPr>
+                <w:b/>
+              </w:rPr>
+              <w:t xml:space="preserve">Grupo</w:t>
+            </w:r>
+          </w:p>
+        </w:tc>
+        <w:tc>
+          <w:tcPr>
+            <w:shd w:fill="fce5cd" w:val="clear"/>
+          </w:tcPr>
+          <w:p>
+            <w:r>
+              <w:rPr>
+                <w:b/>
+              </w:rPr>
+              <w:t xml:space="preserve">Funciones</w:t>
+            </w:r>
+          </w:p>
+        </w:tc>
+        <w:tc>
+          <w:tcPr>
+            <w:shd w:fill="fce5cd" w:val="clear"/>
+          </w:tcPr>
+          <w:p>
+            <w:r>
+              <w:rPr>
+                <w:b/>
+              </w:rPr>
+              <w:t xml:space="preserve">Cantidad</w:t>
+            </w:r>
+          </w:p>
+        </w:tc>
+      </w:tr>
+      <w:tr>
+        <w:trPr>
+          <w:cantSplit w:val="0"/>
+          <w:tblHeader w:val="0"/>
+        </w:trPr>
+        <w:tc>
+          <w:tcPr>
+            <w:shd w:fill="fce5cd" w:val="clear"/>
+          </w:tcPr>
+          <w:p>
+            <w:r>
+              <w:t xml:space="preserve">Alertas</w:t>
+            </w:r>
+          </w:p>
+        </w:tc>
+        <w:tc>
+          <w:tcPr>
+            <w:shd w:fill="fce5cd" w:val="clear"/>
+          </w:tcPr>
+          <w:p>
+            <w:r>
+              <w:t xml:space="preserve">Secado próximo, parto próximo, stock crítico, vencimiento de insumos, calendario sanitario</w:t>
+            </w:r>
+          </w:p>
+        </w:tc>
+        <w:tc>
+          <w:tcPr>
+            <w:shd w:fill="fce5cd" w:val="clear"/>
+          </w:tcPr>
+          <w:p>
+            <w:r>
+              <w:t xml:space="preserve">5</w:t>
+            </w:r>
+          </w:p>
+        </w:tc>
+      </w:tr>
+      <w:tr>
+        <w:trPr>
+          <w:cantSplit w:val="0"/>
+          <w:tblHeader w:val="0"/>
+        </w:trPr>
+        <w:tc>
+          <w:tcPr>
+            <w:shd w:fill="fce5cd" w:val="clear"/>
+          </w:tcPr>
+          <w:p>
+            <w:r>
+              <w:t xml:space="preserve">Apoyo a la decisión</w:t>
+            </w:r>
+          </w:p>
+        </w:tc>
+        <w:tc>
+          <w:tcPr>
+            <w:shd w:fill="fce5cd" w:val="clear"/>
+          </w:tcPr>
+          <w:p>
+            <w:r>
+              <w:t xml:space="preserve">Tablero de inicio, indicadores del rodeo, candidatas a descarte, métrica de producción mensual</w:t>
+            </w:r>
+          </w:p>
+        </w:tc>
+        <w:tc>
+          <w:tcPr>
+            <w:shd w:fill="fce5cd" w:val="clear"/>
+          </w:tcPr>
+          <w:p>
+            <w:r>
+              <w:t xml:space="preserve">4</w:t>
+            </w:r>
+          </w:p>
+        </w:tc>
+      </w:tr>
+      <w:tr>
+        <w:trPr>
+          <w:cantSplit w:val="0"/>
+          <w:tblHeader w:val="0"/>
+        </w:trPr>
+        <w:tc>
+          <w:tcPr>
+            <w:shd w:fill="fce5cd" w:val="clear"/>
+          </w:tcPr>
+          <w:p>
+            <w:r>
+              <w:t xml:space="preserve">Reportes</w:t>
+            </w:r>
+          </w:p>
+        </w:tc>
+        <w:tc>
+          <w:tcPr>
+            <w:shd w:fill="fce5cd" w:val="clear"/>
+          </w:tcPr>
+          <w:p>
+            <w:r>
+              <w:t xml:space="preserve">Productivo, sanitario, reproductivo y genético, cada uno en pantalla, en PDF y en planilla</w:t>
+            </w:r>
+          </w:p>
+        </w:tc>
+        <w:tc>
+          <w:tcPr>
+            <w:shd w:fill="fce5cd" w:val="clear"/>
+          </w:tcPr>
+          <w:p>
+            <w:r>
+              <w:t xml:space="preserve">12</w:t>
+            </w:r>
+          </w:p>
+        </w:tc>
+      </w:tr>
+      <w:tr>
+        <w:trPr>
+          <w:cantSplit w:val="0"/>
+          <w:tblHeader w:val="0"/>
+        </w:trPr>
+        <w:tc>
+          <w:tcPr>
+            <w:shd w:fill="fce5cd" w:val="clear"/>
+          </w:tcPr>
+          <w:p>
+            <w:r>
+              <w:t xml:space="preserve">Notificaciones</w:t>
+            </w:r>
+          </w:p>
+        </w:tc>
+        <w:tc>
+          <w:tcPr>
+            <w:shd w:fill="fce5cd" w:val="clear"/>
+          </w:tcPr>
+          <w:p>
+            <w:r>
+              <w:t xml:space="preserve">Resumen diario por Telegram</w:t>
+            </w:r>
+          </w:p>
+        </w:tc>
+        <w:tc>
+          <w:tcPr>
+            <w:shd w:fill="fce5cd" w:val="clear"/>
+          </w:tcPr>
+          <w:p>
+            <w:r>
+              <w:t xml:space="preserve">1</w:t>
+            </w:r>
+          </w:p>
+        </w:tc>
+      </w:tr>
+      <w:tr>
+        <w:trPr>
+          <w:cantSplit w:val="0"/>
+          <w:tblHeader w:val="0"/>
+        </w:trPr>
+        <w:tc>
+          <w:tcPr>
+            <w:shd w:fill="fce5cd" w:val="clear"/>
+          </w:tcPr>
+          <w:p>
+            <w:r>
+              <w:t xml:space="preserve">Valores calculados</w:t>
+            </w:r>
+          </w:p>
+        </w:tc>
+        <w:tc>
+          <w:tcPr>
+            <w:shd w:fill="fce5cd" w:val="clear"/>
+          </w:tcPr>
+          <w:p>
+            <w:r>
+              <w:t xml:space="preserve">Categoría propuesta, verificación de consanguinidad, fin del descarte de leche, número de lactancia propuesto</w:t>
+            </w:r>
+          </w:p>
+        </w:tc>
+        <w:tc>
+          <w:tcPr>
+            <w:shd w:fill="fce5cd" w:val="clear"/>
+          </w:tcPr>
+          <w:p>
+            <w:r>
+              <w:t xml:space="preserve">4</w:t>
+            </w:r>
+          </w:p>
+        </w:tc>
+      </w:tr>
+    </w:tbl>
+    <w:p>
+      <w:pPr>
+        <w:rPr/>
+      </w:pPr>
+    </w:p>
+    <w:p>
+      <w:pPr>
+        <w:rPr/>
+      </w:pPr>
+      <w:r>
+        <w:rPr>
+          <w:b/>
+        </w:rPr>
+        <w:t xml:space="preserve">Archivos lógicos internos (20).</w:t>
+      </w:r>
+      <w:r>
+        <w:t xml:space="preserve"> Las veinticuatro tablas de la base se agrupan en veinte archivos lógicos: hembras y machos son la especialización de animales, y las dos tablas de unión —los animales de un ordeñe por lote y las categorías de un plan sanitario— viven con la entidad que las gobierna. Los veinte son: animales, razas, categorías, lactancias, ordeñes por lote, ordeñes individuales, celos, servicios, tactos, partos, diagnósticos, tratamientos, vacunaciones, descornes, planes sanitarios, insumos, movimientos de stock, configuración, preferencias de notificación y alertas.</w:t>
+      </w:r>
+    </w:p>
+    <w:p>
+      <w:pPr>
+        <w:rPr/>
+      </w:pPr>
+      <w:r>
+        <w:rPr>
+          <w:b/>
+        </w:rPr>
+        <w:t xml:space="preserve">Interfaces externas (1).</w:t>
+      </w:r>
+      <w:r>
+        <w:t xml:space="preserve"> La API del bot de Telegram, de la que el sistema lee el identificador del chat al vincularlo.</w:t>
+      </w:r>
+    </w:p>
+    <w:p>
+      <w:pPr>
+        <w:pStyle w:val="Heading3"/>
+        <w:rPr/>
+      </w:pPr>
+      <w:r>
+        <w:t xml:space="preserve">Puntos de función obtenidos</w:t>
+      </w:r>
+    </w:p>
+    <w:p>
+      <w:pPr>
+        <w:rPr/>
+      </w:pPr>
+      <w:r>
+        <w:t xml:space="preserve">La complejidad de cada función la asignó el equipo con un criterio único: </w:t>
+      </w:r>
+      <w:r>
+        <w:rPr>
+          <w:b/>
+        </w:rPr>
+        <w:t xml:space="preserve">es compleja la que escribe en más de una tabla o propaga consecuencias a otro módulo</w:t>
+      </w:r>
+      <w:r>
+        <w:t xml:space="preserve"> —el parto, que abre una lactancia y da de alta la cría; el tratamiento, que saca a la vaca del tanque; el servicio, que descuenta una pajuela—.</w:t>
+      </w:r>
+    </w:p>
+    <w:tbl>
+      <w:tblPr>
+        <w:tblStyle w:val="Table1"/>
+        <w:tblW w:w="9300.0" w:type="dxa"/>
+        <w:jc w:val="left"/>
+        <w:tblBorders>
+          <w:top w:color="000000" w:space="0" w:sz="8" w:val="single"/>
+          <w:left w:color="000000" w:space="0" w:sz="8" w:val="single"/>
+          <w:bottom w:color="000000" w:space="0" w:sz="8" w:val="single"/>
+          <w:right w:color="000000" w:space="0" w:sz="8" w:val="single"/>
+          <w:insideH w:color="000000" w:space="0" w:sz="8" w:val="single"/>
+          <w:insideV w:color="000000" w:space="0" w:sz="8" w:val="single"/>
+        </w:tblBorders>
+        <w:tblLayout w:type="fixed"/>
+        <w:tblLook w:val="0600"/>
+      </w:tblPr>
+      <w:tblGrid>
+        <w:gridCol w:w="1800"/>
+        <w:gridCol w:w="1800"/>
+        <w:gridCol w:w="1800"/>
+        <w:gridCol w:w="1800"/>
+        <w:gridCol w:w="1800"/>
+      </w:tblGrid>
+      <w:tr>
+        <w:trPr>
+          <w:cantSplit w:val="0"/>
+          <w:tblHeader w:val="0"/>
+        </w:trPr>
+        <w:tc>
+          <w:tcPr>
+            <w:shd w:fill="fce5cd" w:val="clear"/>
+          </w:tcPr>
+          <w:p>
+            <w:r>
+              <w:rPr>
+                <w:b/>
+              </w:rPr>
+              <w:t xml:space="preserve">Parámetro de medición</w:t>
+            </w:r>
+          </w:p>
+        </w:tc>
+        <w:tc>
+          <w:tcPr>
+            <w:shd w:fill="fce5cd" w:val="clear"/>
+          </w:tcPr>
+          <w:p>
+            <w:r>
+              <w:rPr>
+                <w:b/>
+              </w:rPr>
+              <w:t xml:space="preserve">Bajo</w:t>
+            </w:r>
+          </w:p>
+        </w:tc>
+        <w:tc>
+          <w:tcPr>
+            <w:shd w:fill="fce5cd" w:val="clear"/>
+          </w:tcPr>
+          <w:p>
+            <w:r>
+              <w:rPr>
+                <w:b/>
+              </w:rPr>
+              <w:t xml:space="preserve">Medio</w:t>
+            </w:r>
+          </w:p>
+        </w:tc>
+        <w:tc>
+          <w:tcPr>
+            <w:shd w:fill="fce5cd" w:val="clear"/>
+          </w:tcPr>
+          <w:p>
+            <w:r>
+              <w:rPr>
+                <w:b/>
+              </w:rPr>
+              <w:t xml:space="preserve">Complejo</w:t>
+            </w:r>
+          </w:p>
+        </w:tc>
+        <w:tc>
+          <w:tcPr>
+            <w:shd w:fill="fce5cd" w:val="clear"/>
+          </w:tcPr>
+          <w:p>
+            <w:r>
+              <w:rPr>
+                <w:b/>
+              </w:rPr>
+              <w:t xml:space="preserve">Subtotal</w:t>
+            </w:r>
+          </w:p>
+        </w:tc>
+      </w:tr>
+      <w:tr>
+        <w:trPr>
+          <w:cantSplit w:val="0"/>
+          <w:tblHeader w:val="0"/>
+        </w:trPr>
+        <w:tc>
+          <w:tcPr>
+            <w:shd w:fill="fce5cd" w:val="clear"/>
+          </w:tcPr>
+          <w:p>
+            <w:r>
+              <w:t xml:space="preserve">Entradas externas</w:t>
+            </w:r>
+          </w:p>
+        </w:tc>
+        <w:tc>
+          <w:tcPr>
+            <w:shd w:fill="fce5cd" w:val="clear"/>
+          </w:tcPr>
+          <w:p>
+            <w:r>
+              <w:t xml:space="preserve">22 × 3</w:t>
+            </w:r>
+          </w:p>
+        </w:tc>
+        <w:tc>
+          <w:tcPr>
+            <w:shd w:fill="fce5cd" w:val="clear"/>
+          </w:tcPr>
+          <w:p>
+            <w:r>
+              <w:t xml:space="preserve">18 × 4</w:t>
+            </w:r>
+          </w:p>
+        </w:tc>
+        <w:tc>
+          <w:tcPr>
+            <w:shd w:fill="fce5cd" w:val="clear"/>
+          </w:tcPr>
+          <w:p>
+            <w:r>
+              <w:t xml:space="preserve">6 × 6</w:t>
+            </w:r>
+          </w:p>
+        </w:tc>
+        <w:tc>
+          <w:tcPr>
+            <w:shd w:fill="fce5cd" w:val="clear"/>
+          </w:tcPr>
+          <w:p>
+            <w:r>
+              <w:t xml:space="preserve">174</w:t>
+            </w:r>
+          </w:p>
+        </w:tc>
+      </w:tr>
+      <w:tr>
+        <w:trPr>
+          <w:cantSplit w:val="0"/>
+          <w:tblHeader w:val="0"/>
+        </w:trPr>
+        <w:tc>
+          <w:tcPr>
+            <w:shd w:fill="fce5cd" w:val="clear"/>
+          </w:tcPr>
+          <w:p>
+            <w:r>
+              <w:t xml:space="preserve">Salidas externas</w:t>
+            </w:r>
+          </w:p>
+        </w:tc>
+        <w:tc>
+          <w:tcPr>
+            <w:shd w:fill="fce5cd" w:val="clear"/>
+          </w:tcPr>
+          <w:p>
+            <w:r>
+              <w:t xml:space="preserve">5 × 4</w:t>
+            </w:r>
+          </w:p>
+        </w:tc>
+        <w:tc>
+          <w:tcPr>
+            <w:shd w:fill="fce5cd" w:val="clear"/>
+          </w:tcPr>
+          <w:p>
+            <w:r>
+              <w:t xml:space="preserve">13 × 5</w:t>
+            </w:r>
+          </w:p>
+        </w:tc>
+        <w:tc>
+          <w:tcPr>
+            <w:shd w:fill="fce5cd" w:val="clear"/>
+          </w:tcPr>
+          <w:p>
+            <w:r>
+              <w:t xml:space="preserve">8 × 7</w:t>
+            </w:r>
+          </w:p>
+        </w:tc>
+        <w:tc>
+          <w:tcPr>
+            <w:shd w:fill="fce5cd" w:val="clear"/>
+          </w:tcPr>
+          <w:p>
+            <w:r>
+              <w:t xml:space="preserve">141</w:t>
+            </w:r>
+          </w:p>
+        </w:tc>
+      </w:tr>
+      <w:tr>
+        <w:trPr>
+          <w:cantSplit w:val="0"/>
+          <w:tblHeader w:val="0"/>
+        </w:trPr>
+        <w:tc>
+          <w:tcPr>
+            <w:shd w:fill="fce5cd" w:val="clear"/>
+          </w:tcPr>
+          <w:p>
+            <w:r>
+              <w:t xml:space="preserve">Consultas externas</w:t>
+            </w:r>
+          </w:p>
+        </w:tc>
+        <w:tc>
+          <w:tcPr>
+            <w:shd w:fill="fce5cd" w:val="clear"/>
+          </w:tcPr>
+          <w:p>
+            <w:r>
+              <w:t xml:space="preserve">8 × 3</w:t>
+            </w:r>
+          </w:p>
+        </w:tc>
+        <w:tc>
+          <w:tcPr>
+            <w:shd w:fill="fce5cd" w:val="clear"/>
+          </w:tcPr>
+          <w:p>
+            <w:r>
+              <w:t xml:space="preserve">10 × 4</w:t>
+            </w:r>
+          </w:p>
+        </w:tc>
+        <w:tc>
+          <w:tcPr>
+            <w:shd w:fill="fce5cd" w:val="clear"/>
+          </w:tcPr>
+          <w:p>
+            <w:r>
+              <w:t xml:space="preserve">2 × 6</w:t>
+            </w:r>
+          </w:p>
+        </w:tc>
+        <w:tc>
+          <w:tcPr>
+            <w:shd w:fill="fce5cd" w:val="clear"/>
+          </w:tcPr>
+          <w:p>
+            <w:r>
+              <w:t xml:space="preserve">76</w:t>
+            </w:r>
+          </w:p>
+        </w:tc>
+      </w:tr>
+      <w:tr>
+        <w:trPr>
+          <w:cantSplit w:val="0"/>
+          <w:tblHeader w:val="0"/>
+        </w:trPr>
+        <w:tc>
+          <w:tcPr>
+            <w:shd w:fill="fce5cd" w:val="clear"/>
+          </w:tcPr>
+          <w:p>
+            <w:r>
+              <w:t xml:space="preserve">Archivos lógicos internos</w:t>
+            </w:r>
+          </w:p>
+        </w:tc>
+        <w:tc>
+          <w:tcPr>
+            <w:shd w:fill="fce5cd" w:val="clear"/>
+          </w:tcPr>
+          <w:p>
+            <w:r>
+              <w:t xml:space="preserve">12 × 7</w:t>
+            </w:r>
+          </w:p>
+        </w:tc>
+        <w:tc>
+          <w:tcPr>
+            <w:shd w:fill="fce5cd" w:val="clear"/>
+          </w:tcPr>
+          <w:p>
+            <w:r>
+              <w:t xml:space="preserve">6 × 10</w:t>
+            </w:r>
+          </w:p>
+        </w:tc>
+        <w:tc>
+          <w:tcPr>
+            <w:shd w:fill="fce5cd" w:val="clear"/>
+          </w:tcPr>
+          <w:p>
+            <w:r>
+              <w:t xml:space="preserve">2 × 15</w:t>
+            </w:r>
+          </w:p>
+        </w:tc>
+        <w:tc>
+          <w:tcPr>
+            <w:shd w:fill="fce5cd" w:val="clear"/>
+          </w:tcPr>
+          <w:p>
+            <w:r>
+              <w:t xml:space="preserve">174</w:t>
+            </w:r>
+          </w:p>
+        </w:tc>
+      </w:tr>
+      <w:tr>
+        <w:trPr>
+          <w:cantSplit w:val="0"/>
+          <w:tblHeader w:val="0"/>
+        </w:trPr>
+        <w:tc>
+          <w:tcPr>
+            <w:shd w:fill="fce5cd" w:val="clear"/>
+          </w:tcPr>
+          <w:p>
+            <w:r>
+              <w:t xml:space="preserve">Interfaces externas</w:t>
+            </w:r>
+          </w:p>
+        </w:tc>
+        <w:tc>
+          <w:tcPr>
+            <w:shd w:fill="fce5cd" w:val="clear"/>
+          </w:tcPr>
+          <w:p>
+            <w:r>
+              <w:t xml:space="preserve">1 × 5</w:t>
+            </w:r>
+          </w:p>
+        </w:tc>
+        <w:tc>
+          <w:tcPr>
+            <w:shd w:fill="fce5cd" w:val="clear"/>
+          </w:tcPr>
+          <w:p>
+            <w:r>
+              <w:t xml:space="preserve">0 × 7</w:t>
+            </w:r>
+          </w:p>
+        </w:tc>
+        <w:tc>
+          <w:tcPr>
+            <w:shd w:fill="fce5cd" w:val="clear"/>
+          </w:tcPr>
+          <w:p>
+            <w:r>
+              <w:t xml:space="preserve">0 × 10</w:t>
+            </w:r>
+          </w:p>
+        </w:tc>
+        <w:tc>
+          <w:tcPr>
+            <w:shd w:fill="fce5cd" w:val="clear"/>
+          </w:tcPr>
+          <w:p>
+            <w:r>
+              <w:t xml:space="preserve">5</w:t>
+            </w:r>
+          </w:p>
+        </w:tc>
+      </w:tr>
+      <w:tr>
+        <w:trPr>
+          <w:cantSplit w:val="0"/>
+          <w:tblHeader w:val="0"/>
+        </w:trPr>
+        <w:tc>
+          <w:tcPr>
+            <w:shd w:fill="fce5cd" w:val="clear"/>
+          </w:tcPr>
+          <w:p>
+            <w:r>
+              <w:rPr>
+                <w:b/>
+              </w:rPr>
+              <w:t xml:space="preserve">Conteo total</w:t>
+            </w:r>
+          </w:p>
+        </w:tc>
+        <w:tc>
+          <w:tcPr>
+            <w:shd w:fill="fce5cd" w:val="clear"/>
+          </w:tcPr>
+          <w:p/>
+        </w:tc>
+        <w:tc>
+          <w:tcPr>
+            <w:shd w:fill="fce5cd" w:val="clear"/>
+          </w:tcPr>
+          <w:p/>
+        </w:tc>
+        <w:tc>
+          <w:tcPr>
+            <w:shd w:fill="fce5cd" w:val="clear"/>
+          </w:tcPr>
+          <w:p/>
+        </w:tc>
+        <w:tc>
+          <w:tcPr>
+            <w:shd w:fill="fce5cd" w:val="clear"/>
+          </w:tcPr>
+          <w:p>
+            <w:r>
+              <w:rPr>
+                <w:b/>
+              </w:rPr>
+              <w:t xml:space="preserve">570</w:t>
+            </w:r>
+          </w:p>
+        </w:tc>
+      </w:tr>
+    </w:tbl>
+    <w:p>
+      <w:pPr>
+        <w:rPr/>
+      </w:pPr>
+    </w:p>
+    <w:p>
+      <w:pPr>
+        <w:pStyle w:val="Heading3"/>
+        <w:rPr/>
+      </w:pPr>
+      <w:r>
+        <w:t xml:space="preserve">Factor de ajuste</w:t>
+      </w:r>
+    </w:p>
+    <w:tbl>
+      <w:tblPr>
+        <w:tblStyle w:val="Table1"/>
+        <w:tblW w:w="9300.0" w:type="dxa"/>
+        <w:jc w:val="left"/>
+        <w:tblBorders>
+          <w:top w:color="000000" w:space="0" w:sz="8" w:val="single"/>
+          <w:left w:color="000000" w:space="0" w:sz="8" w:val="single"/>
+          <w:bottom w:color="000000" w:space="0" w:sz="8" w:val="single"/>
+          <w:right w:color="000000" w:space="0" w:sz="8" w:val="single"/>
+          <w:insideH w:color="000000" w:space="0" w:sz="8" w:val="single"/>
+          <w:insideV w:color="000000" w:space="0" w:sz="8" w:val="single"/>
+        </w:tblBorders>
+        <w:tblLayout w:type="fixed"/>
+        <w:tblLook w:val="0600"/>
+      </w:tblPr>
+      <w:tblGrid>
+        <w:gridCol w:w="2250"/>
+        <w:gridCol w:w="2250"/>
+        <w:gridCol w:w="2250"/>
+        <w:gridCol w:w="2250"/>
+      </w:tblGrid>
+      <w:tr>
+        <w:trPr>
+          <w:cantSplit w:val="0"/>
+          <w:tblHeader w:val="0"/>
+        </w:trPr>
+        <w:tc>
+          <w:tcPr>
+            <w:shd w:fill="fce5cd" w:val="clear"/>
+          </w:tcPr>
+          <w:p>
+            <w:r>
+              <w:rPr>
+                <w:b/>
+              </w:rPr>
+              <w:t xml:space="preserve">#</w:t>
+            </w:r>
+          </w:p>
+        </w:tc>
+        <w:tc>
+          <w:tcPr>
+            <w:shd w:fill="fce5cd" w:val="clear"/>
+          </w:tcPr>
+          <w:p>
+            <w:r>
+              <w:rPr>
+                <w:b/>
+              </w:rPr>
+              <w:t xml:space="preserve">Pregunta</w:t>
+            </w:r>
+          </w:p>
+        </w:tc>
+        <w:tc>
+          <w:tcPr>
+            <w:shd w:fill="fce5cd" w:val="clear"/>
+          </w:tcPr>
+          <w:p>
+            <w:r>
+              <w:rPr>
+                <w:b/>
+              </w:rPr>
+              <w:t xml:space="preserve">Valor</w:t>
+            </w:r>
+          </w:p>
+        </w:tc>
+        <w:tc>
+          <w:tcPr>
+            <w:shd w:fill="fce5cd" w:val="clear"/>
+          </w:tcPr>
+          <w:p>
+            <w:r>
+              <w:rPr>
+                <w:b/>
+              </w:rPr>
+              <w:t xml:space="preserve">Por qué</w:t>
+            </w:r>
+          </w:p>
+        </w:tc>
+      </w:tr>
+      <w:tr>
+        <w:trPr>
+          <w:cantSplit w:val="0"/>
+          <w:tblHeader w:val="0"/>
+        </w:trPr>
+        <w:tc>
+          <w:tcPr>
+            <w:shd w:fill="fce5cd" w:val="clear"/>
+          </w:tcPr>
+          <w:p>
+            <w:r>
+              <w:t xml:space="preserve">1</w:t>
+            </w:r>
+          </w:p>
+        </w:tc>
+        <w:tc>
+          <w:tcPr>
+            <w:shd w:fill="fce5cd" w:val="clear"/>
+          </w:tcPr>
+          <w:p>
+            <w:r>
+              <w:t xml:space="preserve">¿El sistema requiere respaldo y recuperación confiables?</w:t>
+            </w:r>
+          </w:p>
+        </w:tc>
+        <w:tc>
+          <w:tcPr>
+            <w:shd w:fill="fce5cd" w:val="clear"/>
+          </w:tcPr>
+          <w:p>
+            <w:r>
+              <w:t xml:space="preserve">4</w:t>
+            </w:r>
+          </w:p>
+        </w:tc>
+        <w:tc>
+          <w:tcPr>
+            <w:shd w:fill="fce5cd" w:val="clear"/>
+          </w:tcPr>
+          <w:p>
+            <w:r>
+              <w:t xml:space="preserve">La información del rodeo es irrecuperable si se pierde: son años de registros que no están en ningún otro lado. Es el riesgo R9</w:t>
+            </w:r>
+          </w:p>
+        </w:tc>
+      </w:tr>
+      <w:tr>
+        <w:trPr>
+          <w:cantSplit w:val="0"/>
+          <w:tblHeader w:val="0"/>
+        </w:trPr>
+        <w:tc>
+          <w:tcPr>
+            <w:shd w:fill="fce5cd" w:val="clear"/>
+          </w:tcPr>
+          <w:p>
+            <w:r>
+              <w:t xml:space="preserve">2</w:t>
+            </w:r>
+          </w:p>
+        </w:tc>
+        <w:tc>
+          <w:tcPr>
+            <w:shd w:fill="fce5cd" w:val="clear"/>
+          </w:tcPr>
+          <w:p>
+            <w:r>
+              <w:t xml:space="preserve">¿Se requieren comunicaciones de datos especializadas?</w:t>
+            </w:r>
+          </w:p>
+        </w:tc>
+        <w:tc>
+          <w:tcPr>
+            <w:shd w:fill="fce5cd" w:val="clear"/>
+          </w:tcPr>
+          <w:p>
+            <w:r>
+              <w:t xml:space="preserve">3</w:t>
+            </w:r>
+          </w:p>
+        </w:tc>
+        <w:tc>
+          <w:tcPr>
+            <w:shd w:fill="fce5cd" w:val="clear"/>
+          </w:tcPr>
+          <w:p>
+            <w:r>
+              <w:t xml:space="preserve">El sistema sale a internet contra la API del bot de Telegram</w:t>
+            </w:r>
+          </w:p>
+        </w:tc>
+      </w:tr>
+      <w:tr>
+        <w:trPr>
+          <w:cantSplit w:val="0"/>
+          <w:tblHeader w:val="0"/>
+        </w:trPr>
+        <w:tc>
+          <w:tcPr>
+            <w:shd w:fill="fce5cd" w:val="clear"/>
+          </w:tcPr>
+          <w:p>
+            <w:r>
+              <w:t xml:space="preserve">3</w:t>
+            </w:r>
+          </w:p>
+        </w:tc>
+        <w:tc>
+          <w:tcPr>
+            <w:shd w:fill="fce5cd" w:val="clear"/>
+          </w:tcPr>
+          <w:p>
+            <w:r>
+              <w:t xml:space="preserve">¿Hay funciones distribuidas de procesamiento?</w:t>
+            </w:r>
+          </w:p>
+        </w:tc>
+        <w:tc>
+          <w:tcPr>
+            <w:shd w:fill="fce5cd" w:val="clear"/>
+          </w:tcPr>
+          <w:p>
+            <w:r>
+              <w:t xml:space="preserve">0</w:t>
+            </w:r>
+          </w:p>
+        </w:tc>
+        <w:tc>
+          <w:tcPr>
+            <w:shd w:fill="fce5cd" w:val="clear"/>
+          </w:tcPr>
+          <w:p>
+            <w:r>
+              <w:t xml:space="preserve">Todo el procesamiento ocurre en el servidor</w:t>
+            </w:r>
+          </w:p>
+        </w:tc>
+      </w:tr>
+      <w:tr>
+        <w:trPr>
+          <w:cantSplit w:val="0"/>
+          <w:tblHeader w:val="0"/>
+        </w:trPr>
+        <w:tc>
+          <w:tcPr>
+            <w:shd w:fill="fce5cd" w:val="clear"/>
+          </w:tcPr>
+          <w:p>
+            <w:r>
+              <w:t xml:space="preserve">4</w:t>
+            </w:r>
+          </w:p>
+        </w:tc>
+        <w:tc>
+          <w:tcPr>
+            <w:shd w:fill="fce5cd" w:val="clear"/>
+          </w:tcPr>
+          <w:p>
+            <w:r>
+              <w:t xml:space="preserve">¿El desempeño es crítico?</w:t>
+            </w:r>
+          </w:p>
+        </w:tc>
+        <w:tc>
+          <w:tcPr>
+            <w:shd w:fill="fce5cd" w:val="clear"/>
+          </w:tcPr>
+          <w:p>
+            <w:r>
+              <w:t xml:space="preserve">2</w:t>
+            </w:r>
+          </w:p>
+        </w:tc>
+        <w:tc>
+          <w:tcPr>
+            <w:shd w:fill="fce5cd" w:val="clear"/>
+          </w:tcPr>
+          <w:p>
+            <w:r>
+              <w:t xml:space="preserve">El RNF pide respuesta en menos de cinco segundos, pero con una sola usuaria no hay presión real</w:t>
+            </w:r>
+          </w:p>
+        </w:tc>
+      </w:tr>
+      <w:tr>
+        <w:trPr>
+          <w:cantSplit w:val="0"/>
+          <w:tblHeader w:val="0"/>
+        </w:trPr>
+        <w:tc>
+          <w:tcPr>
+            <w:shd w:fill="fce5cd" w:val="clear"/>
+          </w:tcPr>
+          <w:p>
+            <w:r>
+              <w:t xml:space="preserve">5</w:t>
+            </w:r>
+          </w:p>
+        </w:tc>
+        <w:tc>
+          <w:tcPr>
+            <w:shd w:fill="fce5cd" w:val="clear"/>
+          </w:tcPr>
+          <w:p>
+            <w:r>
+              <w:t xml:space="preserve">¿El sistema se ejecutará en un entorno con uso pesado de operaciones?</w:t>
+            </w:r>
+          </w:p>
+        </w:tc>
+        <w:tc>
+          <w:tcPr>
+            <w:shd w:fill="fce5cd" w:val="clear"/>
+          </w:tcPr>
+          <w:p>
+            <w:r>
+              <w:t xml:space="preserve">1</w:t>
+            </w:r>
+          </w:p>
+        </w:tc>
+        <w:tc>
+          <w:tcPr>
+            <w:shd w:fill="fce5cd" w:val="clear"/>
+          </w:tcPr>
+          <w:p>
+            <w:r>
+              <w:t xml:space="preserve">Hosting compartido, con los límites que impone, pero sin carga propia</w:t>
+            </w:r>
+          </w:p>
+        </w:tc>
+      </w:tr>
+      <w:tr>
+        <w:trPr>
+          <w:cantSplit w:val="0"/>
+          <w:tblHeader w:val="0"/>
+        </w:trPr>
+        <w:tc>
+          <w:tcPr>
+            <w:shd w:fill="fce5cd" w:val="clear"/>
+          </w:tcPr>
+          <w:p>
+            <w:r>
+              <w:t xml:space="preserve">6</w:t>
+            </w:r>
+          </w:p>
+        </w:tc>
+        <w:tc>
+          <w:tcPr>
+            <w:shd w:fill="fce5cd" w:val="clear"/>
+          </w:tcPr>
+          <w:p>
+            <w:r>
+              <w:t xml:space="preserve">¿El sistema requiere entrada de datos en línea?</w:t>
+            </w:r>
+          </w:p>
+        </w:tc>
+        <w:tc>
+          <w:tcPr>
+            <w:shd w:fill="fce5cd" w:val="clear"/>
+          </w:tcPr>
+          <w:p>
+            <w:r>
+              <w:t xml:space="preserve">5</w:t>
+            </w:r>
+          </w:p>
+        </w:tc>
+        <w:tc>
+          <w:tcPr>
+            <w:shd w:fill="fce5cd" w:val="clear"/>
+          </w:tcPr>
+          <w:p>
+            <w:r>
+              <w:t xml:space="preserve">Toda la carga es en línea: no hay ningún proceso por lotes</w:t>
+            </w:r>
+          </w:p>
+        </w:tc>
+      </w:tr>
+      <w:tr>
+        <w:trPr>
+          <w:cantSplit w:val="0"/>
+          <w:tblHeader w:val="0"/>
+        </w:trPr>
+        <w:tc>
+          <w:tcPr>
+            <w:shd w:fill="fce5cd" w:val="clear"/>
+          </w:tcPr>
+          <w:p>
+            <w:r>
+              <w:t xml:space="preserve">7</w:t>
+            </w:r>
+          </w:p>
+        </w:tc>
+        <w:tc>
+          <w:tcPr>
+            <w:shd w:fill="fce5cd" w:val="clear"/>
+          </w:tcPr>
+          <w:p>
+            <w:r>
+              <w:t xml:space="preserve">¿La entrada en línea se construye en varias pantallas u operaciones?</w:t>
+            </w:r>
+          </w:p>
+        </w:tc>
+        <w:tc>
+          <w:tcPr>
+            <w:shd w:fill="fce5cd" w:val="clear"/>
+          </w:tcPr>
+          <w:p>
+            <w:r>
+              <w:t xml:space="preserve">3</w:t>
+            </w:r>
+          </w:p>
+        </w:tc>
+        <w:tc>
+          <w:tcPr>
+            <w:shd w:fill="fce5cd" w:val="clear"/>
+          </w:tcPr>
+          <w:p>
+            <w:r>
+              <w:t xml:space="preserve">El parto, el servicio y el ordeñe por lote se completan en más de un paso</w:t>
+            </w:r>
+          </w:p>
+        </w:tc>
+      </w:tr>
+      <w:tr>
+        <w:trPr>
+          <w:cantSplit w:val="0"/>
+          <w:tblHeader w:val="0"/>
+        </w:trPr>
+        <w:tc>
+          <w:tcPr>
+            <w:shd w:fill="fce5cd" w:val="clear"/>
+          </w:tcPr>
+          <w:p>
+            <w:r>
+              <w:t xml:space="preserve">8</w:t>
+            </w:r>
+          </w:p>
+        </w:tc>
+        <w:tc>
+          <w:tcPr>
+            <w:shd w:fill="fce5cd" w:val="clear"/>
+          </w:tcPr>
+          <w:p>
+            <w:r>
+              <w:t xml:space="preserve">¿Los ALI se actualizan en línea?</w:t>
+            </w:r>
+          </w:p>
+        </w:tc>
+        <w:tc>
+          <w:tcPr>
+            <w:shd w:fill="fce5cd" w:val="clear"/>
+          </w:tcPr>
+          <w:p>
+            <w:r>
+              <w:t xml:space="preserve">5</w:t>
+            </w:r>
+          </w:p>
+        </w:tc>
+        <w:tc>
+          <w:tcPr>
+            <w:shd w:fill="fce5cd" w:val="clear"/>
+          </w:tcPr>
+          <w:p>
+            <w:r>
+              <w:t xml:space="preserve">Cada registro impacta en el momento y se ve en la pantalla siguiente</w:t>
+            </w:r>
+          </w:p>
+        </w:tc>
+      </w:tr>
+      <w:tr>
+        <w:trPr>
+          <w:cantSplit w:val="0"/>
+          <w:tblHeader w:val="0"/>
+        </w:trPr>
+        <w:tc>
+          <w:tcPr>
+            <w:shd w:fill="fce5cd" w:val="clear"/>
+          </w:tcPr>
+          <w:p>
+            <w:r>
+              <w:t xml:space="preserve">9</w:t>
+            </w:r>
+          </w:p>
+        </w:tc>
+        <w:tc>
+          <w:tcPr>
+            <w:shd w:fill="fce5cd" w:val="clear"/>
+          </w:tcPr>
+          <w:p>
+            <w:r>
+              <w:t xml:space="preserve">¿Las entradas, salidas, archivos o consultas son complejos?</w:t>
+            </w:r>
+          </w:p>
+        </w:tc>
+        <w:tc>
+          <w:tcPr>
+            <w:shd w:fill="fce5cd" w:val="clear"/>
+          </w:tcPr>
+          <w:p>
+            <w:r>
+              <w:t xml:space="preserve">4</w:t>
+            </w:r>
+          </w:p>
+        </w:tc>
+        <w:tc>
+          <w:tcPr>
+            <w:shd w:fill="fce5cd" w:val="clear"/>
+          </w:tcPr>
+          <w:p>
+            <w:r>
+              <w:t xml:space="preserve">El linaje recorre la genealogía de forma recursiva y la ficha integral reúne seis orígenes en una pantalla</w:t>
+            </w:r>
+          </w:p>
+        </w:tc>
+      </w:tr>
+      <w:tr>
+        <w:trPr>
+          <w:cantSplit w:val="0"/>
+          <w:tblHeader w:val="0"/>
+        </w:trPr>
+        <w:tc>
+          <w:tcPr>
+            <w:shd w:fill="fce5cd" w:val="clear"/>
+          </w:tcPr>
+          <w:p>
+            <w:r>
+              <w:t xml:space="preserve">10</w:t>
+            </w:r>
+          </w:p>
+        </w:tc>
+        <w:tc>
+          <w:tcPr>
+            <w:shd w:fill="fce5cd" w:val="clear"/>
+          </w:tcPr>
+          <w:p>
+            <w:r>
+              <w:t xml:space="preserve">¿Es complejo el procesamiento interno?</w:t>
+            </w:r>
+          </w:p>
+        </w:tc>
+        <w:tc>
+          <w:tcPr>
+            <w:shd w:fill="fce5cd" w:val="clear"/>
+          </w:tcPr>
+          <w:p>
+            <w:r>
+              <w:t xml:space="preserve">4</w:t>
+            </w:r>
+          </w:p>
+        </w:tc>
+        <w:tc>
+          <w:tcPr>
+            <w:shd w:fill="fce5cd" w:val="clear"/>
+          </w:tcPr>
+          <w:p>
+            <w:r>
+              <w:t xml:space="preserve">La categoría, la consanguinidad, el descarte de leche, el estado de las lactancias y el calendario que arma el plan sanitario</w:t>
+            </w:r>
+          </w:p>
+        </w:tc>
+      </w:tr>
+      <w:tr>
+        <w:trPr>
+          <w:cantSplit w:val="0"/>
+          <w:tblHeader w:val="0"/>
+        </w:trPr>
+        <w:tc>
+          <w:tcPr>
+            <w:shd w:fill="fce5cd" w:val="clear"/>
+          </w:tcPr>
+          <w:p>
+            <w:r>
+              <w:t xml:space="preserve">11</w:t>
+            </w:r>
+          </w:p>
+        </w:tc>
+        <w:tc>
+          <w:tcPr>
+            <w:shd w:fill="fce5cd" w:val="clear"/>
+          </w:tcPr>
+          <w:p>
+            <w:r>
+              <w:t xml:space="preserve">¿El código diseñado será reutilizable?</w:t>
+            </w:r>
+          </w:p>
+        </w:tc>
+        <w:tc>
+          <w:tcPr>
+            <w:shd w:fill="fce5cd" w:val="clear"/>
+          </w:tcPr>
+          <w:p>
+            <w:r>
+              <w:t xml:space="preserve">2</w:t>
+            </w:r>
+          </w:p>
+        </w:tc>
+        <w:tc>
+          <w:tcPr>
+            <w:shd w:fill="fce5cd" w:val="clear"/>
+          </w:tcPr>
+          <w:p>
+            <w:r>
+              <w:t xml:space="preserve">Las tres capas lo permiten, pero el dominio es el de este establecimiento</w:t>
+            </w:r>
+          </w:p>
+        </w:tc>
+      </w:tr>
+      <w:tr>
+        <w:trPr>
+          <w:cantSplit w:val="0"/>
+          <w:tblHeader w:val="0"/>
+        </w:trPr>
+        <w:tc>
+          <w:tcPr>
+            <w:shd w:fill="fce5cd" w:val="clear"/>
+          </w:tcPr>
+          <w:p>
+            <w:r>
+              <w:t xml:space="preserve">12</w:t>
+            </w:r>
+          </w:p>
+        </w:tc>
+        <w:tc>
+          <w:tcPr>
+            <w:shd w:fill="fce5cd" w:val="clear"/>
+          </w:tcPr>
+          <w:p>
+            <w:r>
+              <w:t xml:space="preserve">¿Se incluyen la conversión y la instalación en el diseño?</w:t>
+            </w:r>
+          </w:p>
+        </w:tc>
+        <w:tc>
+          <w:tcPr>
+            <w:shd w:fill="fce5cd" w:val="clear"/>
+          </w:tcPr>
+          <w:p>
+            <w:r>
+              <w:t xml:space="preserve">2</w:t>
+            </w:r>
+          </w:p>
+        </w:tc>
+        <w:tc>
+          <w:tcPr>
+            <w:shd w:fill="fce5cd" w:val="clear"/>
+          </w:tcPr>
+          <w:p>
+            <w:r>
+              <w:t xml:space="preserve">La carga inicial del rodeo está prevista; la migración automática desde los cuadernos es una limitación declarada</w:t>
+            </w:r>
+          </w:p>
+        </w:tc>
+      </w:tr>
+      <w:tr>
+        <w:trPr>
+          <w:cantSplit w:val="0"/>
+          <w:tblHeader w:val="0"/>
+        </w:trPr>
+        <w:tc>
+          <w:tcPr>
+            <w:shd w:fill="fce5cd" w:val="clear"/>
+          </w:tcPr>
+          <w:p>
+            <w:r>
+              <w:t xml:space="preserve">13</w:t>
+            </w:r>
+          </w:p>
+        </w:tc>
+        <w:tc>
+          <w:tcPr>
+            <w:shd w:fill="fce5cd" w:val="clear"/>
+          </w:tcPr>
+          <w:p>
+            <w:r>
+              <w:t xml:space="preserve">¿Está diseñado para instalaciones múltiples en organizaciones distintas?</w:t>
+            </w:r>
+          </w:p>
+        </w:tc>
+        <w:tc>
+          <w:tcPr>
+            <w:shd w:fill="fce5cd" w:val="clear"/>
+          </w:tcPr>
+          <w:p>
+            <w:r>
+              <w:t xml:space="preserve">0</w:t>
+            </w:r>
+          </w:p>
+        </w:tc>
+        <w:tc>
+          <w:tcPr>
+            <w:shd w:fill="fce5cd" w:val="clear"/>
+          </w:tcPr>
+          <w:p>
+            <w:r>
+              <w:t xml:space="preserve">Un solo establecimiento, con configuración única</w:t>
+            </w:r>
+          </w:p>
+        </w:tc>
+      </w:tr>
+      <w:tr>
+        <w:trPr>
+          <w:cantSplit w:val="0"/>
+          <w:tblHeader w:val="0"/>
+        </w:trPr>
+        <w:tc>
+          <w:tcPr>
+            <w:shd w:fill="fce5cd" w:val="clear"/>
+          </w:tcPr>
+          <w:p>
+            <w:r>
+              <w:t xml:space="preserve">14</w:t>
+            </w:r>
+          </w:p>
+        </w:tc>
+        <w:tc>
+          <w:tcPr>
+            <w:shd w:fill="fce5cd" w:val="clear"/>
+          </w:tcPr>
+          <w:p>
+            <w:r>
+              <w:t xml:space="preserve">¿Está diseñado para facilitar el cambio y el uso?</w:t>
+            </w:r>
+          </w:p>
+        </w:tc>
+        <w:tc>
+          <w:tcPr>
+            <w:shd w:fill="fce5cd" w:val="clear"/>
+          </w:tcPr>
+          <w:p>
+            <w:r>
+              <w:t xml:space="preserve">4</w:t>
+            </w:r>
+          </w:p>
+        </w:tc>
+        <w:tc>
+          <w:tcPr>
+            <w:shd w:fill="fce5cd" w:val="clear"/>
+          </w:tcPr>
+          <w:p>
+            <w:r>
+              <w:t xml:space="preserve">Son los RNF de Usabilidad y Mantenibilidad, con sus criterios de verificación</w:t>
+            </w:r>
+          </w:p>
+        </w:tc>
+      </w:tr>
+      <w:tr>
+        <w:trPr>
+          <w:cantSplit w:val="0"/>
+          <w:tblHeader w:val="0"/>
+        </w:trPr>
+        <w:tc>
+          <w:tcPr>
+            <w:shd w:fill="fce5cd" w:val="clear"/>
+          </w:tcPr>
+          <w:p/>
+        </w:tc>
+        <w:tc>
+          <w:tcPr>
+            <w:shd w:fill="fce5cd" w:val="clear"/>
+          </w:tcPr>
+          <w:p>
+            <w:r>
+              <w:rPr>
+                <w:b/>
+              </w:rPr>
+              <w:t xml:space="preserve">ΣFi</w:t>
+            </w:r>
+          </w:p>
+        </w:tc>
+        <w:tc>
+          <w:tcPr>
+            <w:shd w:fill="fce5cd" w:val="clear"/>
+          </w:tcPr>
+          <w:p>
+            <w:r>
+              <w:rPr>
+                <w:b/>
+              </w:rPr>
+              <w:t xml:space="preserve">39</w:t>
+            </w:r>
+          </w:p>
+        </w:tc>
+        <w:tc>
+          <w:tcPr>
+            <w:shd w:fill="fce5cd" w:val="clear"/>
+          </w:tcPr>
+          <w:p/>
+        </w:tc>
+      </w:tr>
+    </w:tbl>
+    <w:p>
+      <w:pPr>
+        <w:rPr/>
+      </w:pPr>
+    </w:p>
+    <w:p>
+      <w:pPr>
+        <w:rPr/>
+      </w:pPr>
+      <w:r>
+        <w:t xml:space="preserve">Reemplazando en la fórmula:</w:t>
+      </w:r>
+    </w:p>
+    <w:p>
+      <w:pPr>
+        <w:rPr/>
+      </w:pPr>
+      <w:r>
+        <w:rPr>
+          <w:b/>
+        </w:rPr>
+        <w:t xml:space="preserve">PF = 570 × [0,65 + 0,01 × 39] = 570 × 1,04 = 592,8 ≈ 593 puntos de función</w:t>
+      </w:r>
+    </w:p>
+    <w:p>
+      <w:pPr>
+        <w:pStyle w:val="Heading3"/>
+        <w:rPr/>
+      </w:pPr>
+      <w:r>
+        <w:t xml:space="preserve">Una verificación por otro camino</w:t>
+      </w:r>
+    </w:p>
+    <w:p>
+      <w:pPr>
+        <w:rPr/>
+      </w:pPr>
+      <w:r>
+        <w:t xml:space="preserve">Un conteo de puntos de función es una estimación hecha de juicios, y conviene contrastarla contra algo que no dependa de los mismos juicios. El sistema terminado tiene </w:t>
+      </w:r>
+      <w:r>
+        <w:rPr>
+          <w:b/>
+        </w:rPr>
+        <w:t xml:space="preserve">28.684 líneas escritas a mano</w:t>
+      </w:r>
+      <w:r>
+        <w:t xml:space="preserve"> —20.716 de C# y 7.968 de vistas—, sin contar las bibliotecas externas ni los scripts de base de datos. Con la equivalencia habitual para C#, de unas 54 líneas por punto de función, esas líneas dan </w:t>
+      </w:r>
+      <w:r>
+        <w:rPr>
+          <w:b/>
+        </w:rPr>
+        <w:t xml:space="preserve">alrededor de 531 puntos</w:t>
+      </w:r>
+      <w:r>
+        <w:t xml:space="preserve">.</w:t>
+      </w:r>
+    </w:p>
+    <w:p>
+      <w:pPr>
+        <w:rPr/>
+      </w:pPr>
+      <w:r>
+        <w:t xml:space="preserve">Las dos cuentas quedan a </w:t>
+      </w:r>
+      <w:r>
+        <w:rPr>
+          <w:b/>
+        </w:rPr>
+        <w:t xml:space="preserve">un diez por ciento</w:t>
+      </w:r>
+      <w:r>
+        <w:t xml:space="preserve"> una de otra, y ninguna de las dos se apoya en la otra. Es la mejor evidencia disponible de que el conteo no está inflado.</w:t>
+      </w:r>
+    </w:p>
+    <w:p>
+      <w:pPr>
+        <w:pStyle w:val="Heading3"/>
+        <w:rPr/>
+      </w:pPr>
+      <w:r>
+        <w:t xml:space="preserve">Del tamaño al esfuerzo</w:t>
+      </w:r>
+    </w:p>
+    <w:p>
+      <w:pPr>
+        <w:rPr/>
+      </w:pPr>
+      <w:r>
+        <w:t xml:space="preserve">Acá conviene ser explícito, porque es donde una estimación se vuelve honesta o se vuelve un número decorativo.</w:t>
+      </w:r>
+    </w:p>
+    <w:p>
+      <w:pPr>
+        <w:rPr/>
+      </w:pPr>
+      <w:r>
+        <w:t xml:space="preserve">La bibliografía convierte puntos de función en horas con un factor de productividad que, para aplicaciones de gestión en un entorno industrial, se ubica entre </w:t>
+      </w:r>
+      <w:r>
+        <w:rPr>
+          <w:b/>
+        </w:rPr>
+        <w:t xml:space="preserve">8 y 20 horas por punto de función</w:t>
+      </w:r>
+      <w:r>
+        <w:t xml:space="preserve">. Aplicado sin más, este proyecto daría entre 4.700 y 11.800 horas: un número que no tiene ninguna relación con un trabajo final de dos estudiantes.</w:t>
+      </w:r>
+    </w:p>
+    <w:p>
+      <w:pPr>
+        <w:rPr/>
+      </w:pPr>
+      <w:r>
+        <w:t xml:space="preserve">La diferencia no es un error de conteo —la verificación del apartado anterior lo descarta— sino de qué incluye cada cosa. </w:t>
+      </w:r>
+      <w:r>
+        <w:rPr>
+          <w:b/>
+        </w:rPr>
+        <w:t xml:space="preserve">Esas horas cubren una organización</w:t>
+      </w:r>
+      <w:r>
+        <w:t xml:space="preserve">: gestión de proyecto, un área de calidad separada del desarrollo, ciclos de release, soporte, rotación de personal y el costo de coordinar equipos grandes. Nada de eso existe acá. Y hay un segundo efecto: un sistema con mucha alta, modificación y baja sobre un framework que resuelve el acceso a datos y la capa web </w:t>
+      </w:r>
+      <w:r>
+        <w:rPr>
+          <w:b/>
+        </w:rPr>
+        <w:t xml:space="preserve">suma puntos de función mucho más rápido de lo que suma trabajo</w:t>
+      </w:r>
+      <w:r>
+        <w:t xml:space="preserve">, porque cada operación cuenta como función completa y se escribe siguiendo un patrón ya conocido.</w:t>
+      </w:r>
+    </w:p>
+    <w:p>
+      <w:pPr>
+        <w:rPr/>
+      </w:pPr>
+      <w:r>
+        <w:t xml:space="preserve">Por eso la estimación de este proyecto no se tomó de la tabla, sino que se ancló en el calendario disponible y se usó el tamaño para verificar que ese calendario alcanzara. Con un equipo de dos integrantes, seis iteraciones y una dedicación de </w:t>
+      </w:r>
+      <w:r>
+        <w:rPr>
+          <w:b/>
+        </w:rPr>
+        <w:t xml:space="preserve">[COMPLETAR: horas semanales por integrante que el equipo se fijó]</w:t>
+      </w:r>
+      <w:r>
+        <w:t xml:space="preserve">, el esfuerzo planificado es de </w:t>
+      </w:r>
+      <w:r>
+        <w:rPr>
+          <w:b/>
+        </w:rPr>
+        <w:t xml:space="preserve">[COMPLETAR: total de horas]</w:t>
+      </w:r>
+      <w:r>
+        <w:t xml:space="preserve">, lo que supone una productividad de </w:t>
+      </w:r>
+      <w:r>
+        <w:rPr>
+          <w:b/>
+        </w:rPr>
+        <w:t xml:space="preserve">[COMPLETAR: horas por punto de función]</w:t>
+      </w:r>
+      <w:r>
+        <w:t xml:space="preserve">.</w:t>
+      </w:r>
+    </w:p>
+    <w:p>
+      <w:pPr>
+        <w:rPr/>
+      </w:pPr>
+      <w:r>
+        <w:t xml:space="preserve">Ese número —y no el de la bibliografía— es el que hay que mirar al cerrar el proyecto, y es lo que la sección 2.9 retoma al evaluar si la planificación fue realista. El riesgo </w:t>
+      </w:r>
+      <w:r>
+        <w:rPr>
+          <w:b/>
+        </w:rPr>
+        <w:t xml:space="preserve">R1, subestimación del tamaño del proyecto</w:t>
+      </w:r>
+      <w:r>
+        <w:t xml:space="preserve">, es exactamente el riesgo de que esta cuenta esté mal.</w:t>
+      </w:r>
+    </w:p>
+    <w:p>
+      <w:pPr>
+        <w:pStyle w:val="Heading2"/>
+        <w:rPr/>
+      </w:pPr>
       <w:bookmarkStart w:colFirst="0" w:colLast="0" w:name="_rlfgp4bm3mp3" w:id="62"/>
       <w:bookmarkEnd w:id="62"/>
       <w:r>

--- a/Anteproyecto_v8.docx
+++ b/Anteproyecto_v8.docx
@@ -2,72 +2,6 @@
 <file path=word/document.xml><?xml version="1.0" encoding="utf-8"?>
 <w:document xmlns:mc="http://schemas.openxmlformats.org/markup-compatibility/2006" xmlns:o="urn:schemas-microsoft-com:office:office" xmlns:r="http://schemas.openxmlformats.org/officeDocument/2006/relationships" xmlns:m="http://schemas.openxmlformats.org/officeDocument/2006/math" xmlns:v="urn:schemas-microsoft-com:vml" xmlns:wp="http://schemas.openxmlformats.org/drawingml/2006/wordprocessingDrawing" xmlns:w10="urn:schemas-microsoft-com:office:word" xmlns:w="http://schemas.openxmlformats.org/wordprocessingml/2006/main" xmlns:wne="http://schemas.microsoft.com/office/word/2006/wordml" xmlns:sl="http://schemas.openxmlformats.org/schemaLibrary/2006/main" xmlns:a="http://schemas.openxmlformats.org/drawingml/2006/main" xmlns:pic="http://schemas.openxmlformats.org/drawingml/2006/picture" xmlns:c="http://schemas.openxmlformats.org/drawingml/2006/chart" xmlns:lc="http://schemas.openxmlformats.org/drawingml/2006/lockedCanvas" xmlns:dgm="http://schemas.openxmlformats.org/drawingml/2006/diagram" xmlns:wps="http://schemas.microsoft.com/office/word/2010/wordprocessingShape" xmlns:wpg="http://schemas.microsoft.com/office/word/2010/wordprocessingGroup" xmlns:w14="http://schemas.microsoft.com/office/word/2010/wordml" xmlns:w15="http://schemas.microsoft.com/office/word/2012/wordml" xmlns:w16="http://schemas.microsoft.com/office/word/2018/wordml" xmlns:w16cex="http://schemas.microsoft.com/office/word/2018/wordml/cex" xmlns:w16cid="http://schemas.microsoft.com/office/word/2016/wordml/cid" xmlns="http://schemas.microsoft.com/office/tasks/2019/documenttasks" xmlns:cr="http://schemas.microsoft.com/office/comments/2020/reactions">
   <w:body>
-    <w:p>
-      <w:pPr>
-        <w:pStyle w:val="Title"/>
-        <w:keepNext w:val="0"/>
-        <w:keepLines w:val="0"/>
-        <w:pageBreakBefore w:val="0"/>
-        <w:widowControl w:val="0"/>
-        <w:pBdr>
-          <w:top w:space="0" w:sz="0" w:val="nil"/>
-          <w:left w:space="0" w:sz="0" w:val="nil"/>
-          <w:bottom w:space="0" w:sz="0" w:val="nil"/>
-          <w:right w:space="0" w:sz="0" w:val="nil"/>
-          <w:between w:space="0" w:sz="0" w:val="nil"/>
-        </w:pBdr>
-        <w:shd w:fill="auto" w:val="clear"/>
-        <w:spacing w:after="0" w:before="0" w:line="276" w:lineRule="auto"/>
-        <w:ind w:left="0" w:right="0" w:firstLine="0"/>
-        <w:jc w:val="left"/>
-        <w:rPr>
-          <w:rFonts w:ascii="Arial" w:cs="Arial" w:eastAsia="Arial" w:hAnsi="Arial"/>
-          <w:b w:val="0"/>
-          <w:bCs w:val="0"/>
-          <w:i w:val="0"/>
-          <w:iCs w:val="0"/>
-          <w:smallCaps w:val="0"/>
-          <w:strike w:val="0"/>
-          <w:color w:val="000000"/>
-          <w:sz w:val="22"/>
-          <w:szCs w:val="22"/>
-          <w:u w:val="none"/>
-          <w:shd w:fill="auto" w:val="clear"/>
-          <w:vertAlign w:val="baseline"/>
-        </w:rPr>
-        <w:sectPr>
-          <w:pgSz w:h="16838" w:w="11906" w:orient="portrait"/>
-          <w:pgMar w:bottom="1440" w:top="1440" w:left="1440" w:right="1440" w:header="720" w:footer="720"/>
-          <w:pgNumType w:start="1"/>
-        </w:sectPr>
-      </w:pPr>
-      <w:bookmarkStart w:colFirst="0" w:colLast="0" w:name="_z3lfvzfp3xrs" w:id="0"/>
-      <w:bookmarkEnd w:id="0"/>
-      <w:r>
-        <w:rPr>
-          <w:rFonts w:ascii="Times New Roman" w:cs="Times New Roman" w:eastAsia="Times New Roman" w:hAnsi="Times New Roman"/>
-          <w:b w:val="0"/>
-          <w:bCs w:val="0"/>
-          <w:i w:val="0"/>
-          <w:iCs w:val="0"/>
-          <w:smallCaps w:val="0"/>
-          <w:strike w:val="0"/>
-          <w:color w:val="000000"/>
-          <w:sz w:val="52"/>
-          <w:szCs w:val="52"/>
-          <w:u w:val="none"/>
-          <w:shd w:fill="auto" w:val="clear"/>
-          <w:vertAlign w:val="baseline"/>
-          <w:rtl w:val="0"/>
-        </w:rPr>
-        <w:t xml:space="preserve">Indice</w:t>
-      </w:r>
-      <w:r>
-        <w:rPr>
-          <w:rtl w:val="0"/>
-        </w:rPr>
-      </w:r>
-    </w:p>
     <w:p>
       <w:pPr>
         <w:pStyle w:val="Title"/>
@@ -646,6 +580,152 @@
           <w:rtl w:val="0"/>
         </w:rPr>
         <w:t xml:space="preserve">El objetivo principal del proyecto es proporcionar una herramienta que optimice la administración del tambo, mejorando la disponibilidad de la información y favoreciendo la toma de decisiones basada en datos.</w:t>
+      </w:r>
+    </w:p>
+    <w:p>
+      <w:pPr>
+        <w:pStyle w:val="Heading2"/>
+        <w:rPr/>
+      </w:pPr>
+      <w:bookmarkStart w:colFirst="0" w:colLast="0" w:name="_ekky47j80xrh" w:id="12"/>
+      <w:bookmarkEnd w:id="12"/>
+      <w:r>
+        <w:rPr>
+          <w:rtl w:val="0"/>
+        </w:rPr>
+        <w:t xml:space="preserve">PALABRAS CLAVE</w:t>
+      </w:r>
+    </w:p>
+    <w:p>
+      <w:pPr>
+        <w:rPr/>
+      </w:pPr>
+      <w:r>
+        <w:rPr>
+          <w:rtl w:val="0"/>
+        </w:rPr>
+        <w:t xml:space="preserve">● Tambo</w:t>
+      </w:r>
+    </w:p>
+    <w:p>
+      <w:pPr>
+        <w:rPr/>
+      </w:pPr>
+      <w:r>
+        <w:rPr>
+          <w:rtl w:val="0"/>
+        </w:rPr>
+        <w:t xml:space="preserve">● Ganadería lechera</w:t>
+      </w:r>
+    </w:p>
+    <w:p>
+      <w:pPr>
+        <w:rPr/>
+      </w:pPr>
+      <w:r>
+        <w:rPr>
+          <w:rtl w:val="0"/>
+        </w:rPr>
+        <w:t xml:space="preserve">● Gestión del rodeo</w:t>
+      </w:r>
+    </w:p>
+    <w:p>
+      <w:pPr>
+        <w:rPr/>
+      </w:pPr>
+      <w:r>
+        <w:rPr>
+          <w:rtl w:val="0"/>
+        </w:rPr>
+        <w:t xml:space="preserve">● Trazabilidad</w:t>
+      </w:r>
+    </w:p>
+    <w:p>
+      <w:pPr>
+        <w:rPr/>
+      </w:pPr>
+      <w:r>
+        <w:rPr>
+          <w:rtl w:val="0"/>
+        </w:rPr>
+        <w:t xml:space="preserve">● Producción de leche</w:t>
+      </w:r>
+    </w:p>
+    <w:p>
+      <w:pPr>
+        <w:rPr/>
+      </w:pPr>
+      <w:r>
+        <w:rPr>
+          <w:rtl w:val="0"/>
+        </w:rPr>
+        <w:t xml:space="preserve">● Reproducción bovina</w:t>
+      </w:r>
+    </w:p>
+    <w:p>
+      <w:pPr>
+        <w:rPr/>
+      </w:pPr>
+      <w:r>
+        <w:rPr>
+          <w:rtl w:val="0"/>
+        </w:rPr>
+        <w:t xml:space="preserve">● Sanidad animal</w:t>
+      </w:r>
+    </w:p>
+    <w:p>
+      <w:pPr>
+        <w:rPr/>
+      </w:pPr>
+      <w:r>
+        <w:rPr>
+          <w:rtl w:val="0"/>
+        </w:rPr>
+        <w:t xml:space="preserve">● Control de stock</w:t>
+      </w:r>
+    </w:p>
+    <w:p>
+      <w:pPr>
+        <w:rPr/>
+      </w:pPr>
+      <w:r>
+        <w:rPr>
+          <w:rtl w:val="0"/>
+        </w:rPr>
+        <w:t xml:space="preserve">● Aplicación web</w:t>
+      </w:r>
+    </w:p>
+    <w:p>
+      <w:pPr>
+        <w:rPr/>
+      </w:pPr>
+      <w:r>
+        <w:rPr>
+          <w:rtl w:val="0"/>
+        </w:rPr>
+        <w:t xml:space="preserve">● ASP.NET Core</w:t>
+      </w:r>
+    </w:p>
+    <w:p>
+      <w:pPr>
+        <w:rPr/>
+      </w:pPr>
+      <w:r>
+        <w:rPr>
+          <w:rtl w:val="0"/>
+        </w:rPr>
+        <w:t xml:space="preserve">● MySQL</w:t>
+      </w:r>
+    </w:p>
+    <w:p>
+      <w:pPr>
+        <w:rPr/>
+      </w:pPr>
+      <w:r>
+        <w:rPr>
+          <w:rtl w:val="0"/>
+        </w:rPr>
+        <w:t xml:space="preserve">● Telegram</w:t>
       </w:r>
     </w:p>
     <w:p>
@@ -2173,7 +2253,7 @@
           <w:szCs w:val="22"/>
           <w:rtl w:val="0"/>
         </w:rPr>
-        <w:t xml:space="preserve">●​ Disponer de un mecanismo que permita identificar de forma unificada y consistente a todos los animales del rodeo, facilitando su seguimiento a lo largo del tiempo.</w:t>
+        <w:t xml:space="preserve">● Disponer de un mecanismo que permita identificar de forma unificada y consistente a todos los animales del rodeo, facilitando su seguimiento a lo largo del tiempo.</w:t>
       </w:r>
     </w:p>
     <w:p>
@@ -2191,7 +2271,7 @@
           <w:szCs w:val="22"/>
           <w:rtl w:val="0"/>
         </w:rPr>
-        <w:t xml:space="preserve">●​ Contar con una forma organizada de registrar y consultar la información productiva, reproductiva y sanitaria, evitando la dispersión de datos en distintos medios físicos.</w:t>
+        <w:t xml:space="preserve">● Contar con una forma organizada de registrar y consultar la información productiva, reproductiva y sanitaria, evitando la dispersión de datos en distintos medios físicos.</w:t>
       </w:r>
     </w:p>
     <w:p>
@@ -2209,7 +2289,7 @@
           <w:szCs w:val="22"/>
           <w:rtl w:val="0"/>
         </w:rPr>
-        <w:t xml:space="preserve">●​ Mejorar la disponibilidad y accesibilidad de la información histórica de cada animal, permitiendo su consulta de manera ágil y confiable.</w:t>
+        <w:t xml:space="preserve">● Mejorar la disponibilidad y accesibilidad de la información histórica de cada animal, permitiendo su consulta de manera ágil y confiable.</w:t>
       </w:r>
     </w:p>
     <w:p>
@@ -2227,7 +2307,7 @@
           <w:szCs w:val="22"/>
           <w:rtl w:val="0"/>
         </w:rPr>
-        <w:t xml:space="preserve">●​ Reducir la dependencia de registros manuales, minimizando errores de transcripción, pérdidas de información y dificultades en la consolidación de datos.</w:t>
+        <w:t xml:space="preserve">● Reducir la dependencia de registros manuales, minimizando errores de transcripción, pérdidas de información y dificultades en la consolidación de datos.</w:t>
       </w:r>
     </w:p>
     <w:p>
@@ -2245,7 +2325,7 @@
           <w:szCs w:val="22"/>
           <w:rtl w:val="0"/>
         </w:rPr>
-        <w:t xml:space="preserve">●​ Disponer de información precisa y actualizada que permita evaluar el desempeño productivo del establecimiento, especialmente en lo relacionado a la producción de leche.</w:t>
+        <w:t xml:space="preserve">● Disponer de información precisa y actualizada que permita evaluar el desempeño productivo del establecimiento, especialmente en lo relacionado a la producción de leche.</w:t>
       </w:r>
     </w:p>
     <w:p>
@@ -2263,7 +2343,7 @@
           <w:szCs w:val="22"/>
           <w:rtl w:val="0"/>
         </w:rPr>
-        <w:t xml:space="preserve">●​ Contar con herramientas que faciliten el seguimiento de los eventos reproductivos, permitiendo un mejor control del ciclo de vida de los animales.</w:t>
+        <w:t xml:space="preserve">● Contar con herramientas que faciliten el seguimiento de los eventos reproductivos, permitiendo un mejor control del ciclo de vida de los animales.</w:t>
       </w:r>
     </w:p>
     <w:p>
@@ -2281,7 +2361,7 @@
           <w:szCs w:val="22"/>
           <w:rtl w:val="0"/>
         </w:rPr>
-        <w:t xml:space="preserve">●​ Mejorar el control y seguimiento de los aspectos sanitarios del rodeo, incluyendo enfermedades, tratamientos y eventos relevantes.</w:t>
+        <w:t xml:space="preserve">● Mejorar el control y seguimiento de los aspectos sanitarios del rodeo, incluyendo enfermedades, tratamientos y eventos relevantes.</w:t>
       </w:r>
     </w:p>
     <w:p>
@@ -2299,7 +2379,7 @@
           <w:szCs w:val="22"/>
           <w:rtl w:val="0"/>
         </w:rPr>
-        <w:t xml:space="preserve">●​ Disponer de un control adecuado sobre los insumos utilizados en el establecimiento, evitando faltantes o desorganización en su gestión.</w:t>
+        <w:t xml:space="preserve">● Disponer de un control adecuado sobre los insumos utilizados en el establecimiento, evitando faltantes o desorganización en su gestión.</w:t>
       </w:r>
     </w:p>
     <w:p>
@@ -2317,7 +2397,7 @@
           <w:szCs w:val="22"/>
           <w:rtl w:val="0"/>
         </w:rPr>
-        <w:t xml:space="preserve">●​ Facilitar el seguimiento de la cría y desarrollo de terneros, contemplando su evolución desde el nacimiento.</w:t>
+        <w:t xml:space="preserve">● Facilitar el seguimiento de la cría y desarrollo de terneros, contemplando su evolución desde el nacimiento.</w:t>
       </w:r>
     </w:p>
     <w:p>
@@ -2335,7 +2415,7 @@
           <w:szCs w:val="22"/>
           <w:rtl w:val="0"/>
         </w:rPr>
-        <w:t xml:space="preserve">●​ Contar con información consolidada que permita apoyar la toma de decisiones operativas y estratégicas del establecimiento.</w:t>
+        <w:t xml:space="preserve">● Contar con información consolidada que permita apoyar la toma de decisiones operativas y estratégicas del establecimiento.</w:t>
       </w:r>
     </w:p>
     <w:p>
@@ -2353,7 +2433,7 @@
           <w:szCs w:val="22"/>
           <w:rtl w:val="0"/>
         </w:rPr>
-        <w:t xml:space="preserve">●​ Reducir la carga operativa asociada al registro, organización y consulta de la información, optimizando el tiempo de trabajo de los responsables del tambo.</w:t>
+        <w:t xml:space="preserve">● Reducir la carga operativa asociada al registro, organización y consulta de la información, optimizando el tiempo de trabajo de los responsables del tambo.</w:t>
       </w:r>
     </w:p>
     <w:p>
@@ -2683,106 +2763,106 @@
         <w:rPr>
           <w:rtl w:val="0"/>
         </w:rPr>
-        <w:t xml:space="preserve">●​ Centralizar en un único repositorio la información del rodeo que hoy se lleva en cuadernos y pizarrones, de modo que la identificación, la producción, la reproducción y la sanidad de cada animal se consulten desde un solo lugar.</w:t>
-      </w:r>
-    </w:p>
-    <w:p>
-      <w:pPr>
-        <w:rPr/>
-      </w:pPr>
-      <w:r>
-        <w:rPr>
-          <w:rtl w:val="0"/>
-        </w:rPr>
-        <w:t xml:space="preserve">●​ Reducir los errores de transcripción sustituyendo la copia manual entre soportes por un único registro validado en el momento de la carga, con los datos derivados —categoría, fecha probable de parto, fecha de secado y fin del período de descarte— calculados por el sistema y no escritos a mano.</w:t>
-      </w:r>
-    </w:p>
-    <w:p>
-      <w:pPr>
-        <w:rPr/>
-      </w:pPr>
-      <w:r>
-        <w:rPr>
-          <w:rtl w:val="0"/>
-        </w:rPr>
-        <w:t xml:space="preserve">●​ Reducir el tiempo necesario para consultar la información histórica de un animal, de modo que su ficha integral —linaje, producción, reproducción y sanidad— se obtenga en una sola pantalla a partir del número de caravana.</w:t>
-      </w:r>
-    </w:p>
-    <w:p>
-      <w:pPr>
-        <w:rPr/>
-      </w:pPr>
-      <w:r>
-        <w:rPr>
-          <w:rtl w:val="0"/>
-        </w:rPr>
-        <w:t xml:space="preserve">●​ Mejorar el control de la producción de leche mediante el registro sistemático de los datos, permitiendo obtener indicadores actualizados en cada ciclo de ordeñe.</w:t>
-      </w:r>
-    </w:p>
-    <w:p>
-      <w:pPr>
-        <w:rPr/>
-      </w:pPr>
-      <w:r>
-        <w:rPr>
-          <w:rtl w:val="0"/>
-        </w:rPr>
-        <w:t xml:space="preserve">●​ Dar seguimiento al ciclo reproductivo completo de cada hembra, registrando celo, servicio, tacto y parto, y manteniendo su estado reproductivo actualizado a partir de esos eventos.</w:t>
-      </w:r>
-    </w:p>
-    <w:p>
-      <w:pPr>
-        <w:rPr/>
-      </w:pPr>
-      <w:r>
-        <w:rPr>
-          <w:rtl w:val="0"/>
-        </w:rPr>
-        <w:t xml:space="preserve">●​ Mejorar el control sanitario del establecimiento mediante el registro organizado de enfermedades, tratamientos y eventos relevantes.</w:t>
-      </w:r>
-    </w:p>
-    <w:p>
-      <w:pPr>
-        <w:rPr/>
-      </w:pPr>
-      <w:r>
-        <w:rPr>
-          <w:rtl w:val="0"/>
-        </w:rPr>
-        <w:t xml:space="preserve">●​ Implementar un control de insumos que descuente el stock al aplicarlos, avise cuando un insumo alcance su mínimo configurado y anticipe el vencimiento de cada partida, para evitar faltantes de recursos críticos.</w:t>
-      </w:r>
-    </w:p>
-    <w:p>
-      <w:pPr>
-        <w:rPr/>
-      </w:pPr>
-      <w:r>
-        <w:rPr>
-          <w:rtl w:val="0"/>
-        </w:rPr>
-        <w:t xml:space="preserve">●​ Facilitar el seguimiento de la cría de terneros, permitiendo registrar y consultar su evolución desde el nacimiento de forma estructurada.</w:t>
-      </w:r>
-    </w:p>
-    <w:p>
-      <w:pPr>
-        <w:rPr/>
-      </w:pPr>
-      <w:r>
-        <w:rPr>
-          <w:rtl w:val="0"/>
-        </w:rPr>
-        <w:t xml:space="preserve">●​ Reducir la carga operativa del registro diario, de modo que cada evento se anote una sola vez y el sistema propague sus consecuencias a los demás módulos sin intervención adicional.</w:t>
-      </w:r>
-    </w:p>
-    <w:p>
-      <w:pPr>
-        <w:rPr/>
-      </w:pPr>
-      <w:r>
-        <w:rPr>
-          <w:rtl w:val="0"/>
-        </w:rPr>
-        <w:t xml:space="preserve">●​ Mejorar la calidad de la información disponible para la toma de decisiones, permitiendo contar con datos actualizados, consistentes y de fácil acceso.</w:t>
+        <w:t xml:space="preserve">● Centralizar en un único repositorio la información del rodeo que hoy se lleva en cuadernos y pizarrones, de modo que la identificación, la producción, la reproducción y la sanidad de cada animal se consulten desde un solo lugar.</w:t>
+      </w:r>
+    </w:p>
+    <w:p>
+      <w:pPr>
+        <w:rPr/>
+      </w:pPr>
+      <w:r>
+        <w:rPr>
+          <w:rtl w:val="0"/>
+        </w:rPr>
+        <w:t xml:space="preserve">● Reducir los errores de transcripción sustituyendo la copia manual entre soportes por un único registro validado en el momento de la carga, con los datos derivados —categoría, fecha probable de parto, fecha de secado y fin del período de descarte— calculados por el sistema y no escritos a mano.</w:t>
+      </w:r>
+    </w:p>
+    <w:p>
+      <w:pPr>
+        <w:rPr/>
+      </w:pPr>
+      <w:r>
+        <w:rPr>
+          <w:rtl w:val="0"/>
+        </w:rPr>
+        <w:t xml:space="preserve">● Reducir el tiempo necesario para consultar la información histórica de un animal, de modo que su ficha integral —linaje, producción, reproducción y sanidad— se obtenga en una sola pantalla a partir del número de caravana.</w:t>
+      </w:r>
+    </w:p>
+    <w:p>
+      <w:pPr>
+        <w:rPr/>
+      </w:pPr>
+      <w:r>
+        <w:rPr>
+          <w:rtl w:val="0"/>
+        </w:rPr>
+        <w:t xml:space="preserve">● Mejorar el control de la producción de leche mediante el registro sistemático de los datos, permitiendo obtener indicadores actualizados en cada ciclo de ordeñe.</w:t>
+      </w:r>
+    </w:p>
+    <w:p>
+      <w:pPr>
+        <w:rPr/>
+      </w:pPr>
+      <w:r>
+        <w:rPr>
+          <w:rtl w:val="0"/>
+        </w:rPr>
+        <w:t xml:space="preserve">● Dar seguimiento al ciclo reproductivo completo de cada hembra, registrando celo, servicio, tacto y parto, y manteniendo su estado reproductivo actualizado a partir de esos eventos.</w:t>
+      </w:r>
+    </w:p>
+    <w:p>
+      <w:pPr>
+        <w:rPr/>
+      </w:pPr>
+      <w:r>
+        <w:rPr>
+          <w:rtl w:val="0"/>
+        </w:rPr>
+        <w:t xml:space="preserve">● Mejorar el control sanitario del establecimiento mediante el registro organizado de enfermedades, tratamientos y eventos relevantes.</w:t>
+      </w:r>
+    </w:p>
+    <w:p>
+      <w:pPr>
+        <w:rPr/>
+      </w:pPr>
+      <w:r>
+        <w:rPr>
+          <w:rtl w:val="0"/>
+        </w:rPr>
+        <w:t xml:space="preserve">● Implementar un control de insumos que descuente el stock al aplicarlos, avise cuando un insumo alcance su mínimo configurado y anticipe el vencimiento de cada partida, para evitar faltantes de recursos críticos.</w:t>
+      </w:r>
+    </w:p>
+    <w:p>
+      <w:pPr>
+        <w:rPr/>
+      </w:pPr>
+      <w:r>
+        <w:rPr>
+          <w:rtl w:val="0"/>
+        </w:rPr>
+        <w:t xml:space="preserve">● Facilitar el seguimiento de la cría de terneros, permitiendo registrar y consultar su evolución desde el nacimiento de forma estructurada.</w:t>
+      </w:r>
+    </w:p>
+    <w:p>
+      <w:pPr>
+        <w:rPr/>
+      </w:pPr>
+      <w:r>
+        <w:rPr>
+          <w:rtl w:val="0"/>
+        </w:rPr>
+        <w:t xml:space="preserve">● Reducir la carga operativa del registro diario, de modo que cada evento se anote una sola vez y el sistema propague sus consecuencias a los demás módulos sin intervención adicional.</w:t>
+      </w:r>
+    </w:p>
+    <w:p>
+      <w:pPr>
+        <w:rPr/>
+      </w:pPr>
+      <w:r>
+        <w:rPr>
+          <w:rtl w:val="0"/>
+        </w:rPr>
+        <w:t xml:space="preserve">● Mejorar la calidad de la información disponible para la toma de decisiones, permitiendo contar con datos actualizados, consistentes y de fácil acceso.</w:t>
       </w:r>
     </w:p>
     <w:p>
@@ -4400,7 +4480,7 @@
         <w:rPr>
           <w:rtl w:val="0"/>
         </w:rPr>
-        <w:t xml:space="preserve">●​ Usabilidad:</w:t>
+        <w:t xml:space="preserve">RNF1. Usabilidad:</w:t>
       </w:r>
     </w:p>
     <w:p>
@@ -4422,7 +4502,7 @@
         <w:rPr>
           <w:rtl w:val="0"/>
         </w:rPr>
-        <w:t xml:space="preserve">●​ Accesibilidad:</w:t>
+        <w:t xml:space="preserve">RNF2. Accesibilidad:</w:t>
       </w:r>
     </w:p>
     <w:p>
@@ -4444,7 +4524,7 @@
         <w:rPr>
           <w:rtl w:val="0"/>
         </w:rPr>
-        <w:t xml:space="preserve">●​ Compatibilidad:</w:t>
+        <w:t xml:space="preserve">RNF3. Compatibilidad:</w:t>
       </w:r>
     </w:p>
     <w:p>
@@ -4466,7 +4546,7 @@
         <w:rPr>
           <w:rtl w:val="0"/>
         </w:rPr>
-        <w:t xml:space="preserve">●​ Disponibilidad:</w:t>
+        <w:t xml:space="preserve">RNF4. Disponibilidad:</w:t>
       </w:r>
     </w:p>
     <w:p>
@@ -4488,7 +4568,7 @@
         <w:rPr>
           <w:rtl w:val="0"/>
         </w:rPr>
-        <w:t xml:space="preserve">●​ Rendimiento:</w:t>
+        <w:t xml:space="preserve">RNF5. Rendimiento:</w:t>
       </w:r>
     </w:p>
     <w:p>
@@ -4510,7 +4590,7 @@
         <w:rPr>
           <w:rtl w:val="0"/>
         </w:rPr>
-        <w:t xml:space="preserve">●​ Fiabilidad:</w:t>
+        <w:t xml:space="preserve">RNF6. Fiabilidad:</w:t>
       </w:r>
     </w:p>
     <w:p>
@@ -4532,7 +4612,7 @@
         <w:rPr>
           <w:rtl w:val="0"/>
         </w:rPr>
-        <w:t xml:space="preserve">●​ Seguridad:</w:t>
+        <w:t xml:space="preserve">RNF7. Seguridad:</w:t>
       </w:r>
     </w:p>
     <w:p>
@@ -4554,7 +4634,7 @@
         <w:rPr>
           <w:rtl w:val="0"/>
         </w:rPr>
-        <w:t xml:space="preserve">●​ Mantenibilidad: </w:t>
+        <w:t xml:space="preserve">RNF8. Mantenibilidad:</w:t>
       </w:r>
     </w:p>
     <w:p>
@@ -4586,7 +4666,7 @@
         <w:rPr>
           <w:rtl w:val="0"/>
         </w:rPr>
-        <w:t xml:space="preserve">●​ Portabilidad:</w:t>
+        <w:t xml:space="preserve">RNF9. Portabilidad:</w:t>
       </w:r>
     </w:p>
     <w:p>
@@ -5844,136 +5924,6 @@
     </w:p>
     <w:p>
       <w:pPr>
-        <w:ind w:firstLine="0"/>
-        <w:rPr/>
-      </w:pPr>
-      <w:r>
-        <w:rPr>
-          <w:rtl w:val="0"/>
-        </w:rPr>
-        <w:t xml:space="preserve">●​ Registro y gestión de animales, incluyendo su identificación y seguimiento a lo largo del tiempo.  </w:t>
-      </w:r>
-    </w:p>
-    <w:p>
-      <w:pPr>
-        <w:ind w:firstLine="0"/>
-        <w:rPr/>
-      </w:pPr>
-      <w:r>
-        <w:rPr>
-          <w:rtl w:val="0"/>
-        </w:rPr>
-        <w:t xml:space="preserve">●​ Registro de información productiva, principalmente vinculada a la producción de leche.  </w:t>
-      </w:r>
-    </w:p>
-    <w:p>
-      <w:pPr>
-        <w:ind w:firstLine="0"/>
-        <w:rPr/>
-      </w:pPr>
-      <w:r>
-        <w:rPr>
-          <w:rtl w:val="0"/>
-        </w:rPr>
-        <w:t xml:space="preserve">●​ Gestión de eventos reproductivos, tales como servicios, preñez y partos.  </w:t>
-      </w:r>
-    </w:p>
-    <w:p>
-      <w:pPr>
-        <w:ind w:firstLine="0"/>
-        <w:rPr/>
-      </w:pPr>
-      <w:r>
-        <w:rPr>
-          <w:rtl w:val="0"/>
-        </w:rPr>
-        <w:t xml:space="preserve">●​ Registro y seguimiento de información sanitaria del rodeo.  </w:t>
-      </w:r>
-    </w:p>
-    <w:p>
-      <w:pPr>
-        <w:ind w:firstLine="0"/>
-        <w:rPr/>
-      </w:pPr>
-      <w:r>
-        <w:rPr>
-          <w:rtl w:val="0"/>
-        </w:rPr>
-        <w:t xml:space="preserve">●​ Control básico de insumos utilizados en el establecimiento.  </w:t>
-      </w:r>
-    </w:p>
-    <w:p>
-      <w:pPr>
-        <w:ind w:firstLine="0"/>
-        <w:rPr/>
-      </w:pPr>
-      <w:r>
-        <w:rPr>
-          <w:rtl w:val="0"/>
-        </w:rPr>
-        <w:t xml:space="preserve">●​ Consulta de información histórica de los animales y eventos registrados.  </w:t>
-      </w:r>
-    </w:p>
-    <w:p>
-      <w:pPr>
-        <w:ind w:firstLine="0"/>
-        <w:rPr/>
-      </w:pPr>
-      <w:r>
-        <w:rPr>
-          <w:rtl w:val="0"/>
-        </w:rPr>
-        <w:t xml:space="preserve">●​ Apoyo a la toma de decisiones mediante la disponibilidad de información organizada. </w:t>
-      </w:r>
-    </w:p>
-    <w:p>
-      <w:pPr>
-        <w:ind w:firstLine="0"/>
-        <w:rPr/>
-      </w:pPr>
-      <w:r>
-        <w:rPr>
-          <w:rtl w:val="0"/>
-        </w:rPr>
-        <w:t xml:space="preserve">●​ Configuración de los parámetros de manejo propios del establecimiento.</w:t>
-      </w:r>
-    </w:p>
-    <w:p>
-      <w:pPr>
-        <w:ind w:firstLine="0"/>
-        <w:rPr/>
-      </w:pPr>
-      <w:r>
-        <w:rPr>
-          <w:rtl w:val="0"/>
-        </w:rPr>
-        <w:t xml:space="preserve">●​ Tablero de tareas del día, indicadores del rodeo y apoyo a la decisión de descarte.</w:t>
-      </w:r>
-    </w:p>
-    <w:p>
-      <w:pPr>
-        <w:ind w:firstLine="0"/>
-        <w:rPr/>
-      </w:pPr>
-      <w:r>
-        <w:rPr>
-          <w:rtl w:val="0"/>
-        </w:rPr>
-        <w:t xml:space="preserve">●​ Corrección y eliminación de los registros ya cargados, con reversión de sus efectos.</w:t>
-      </w:r>
-    </w:p>
-    <w:p>
-      <w:pPr>
-        <w:rPr/>
-      </w:pPr>
-      <w:r>
-        <w:rPr>
-          <w:rtl w:val="0"/>
-        </w:rPr>
-      </w:r>
-    </w:p>
-    <w:p>
-      <w:pPr>
         <w:pStyle w:val="Heading4"/>
         <w:rPr/>
       </w:pPr>
@@ -5983,6 +5933,150 @@
         <w:rPr>
           <w:rtl w:val="0"/>
         </w:rPr>
+        <w:t xml:space="preserve">Alcances</w:t>
+      </w:r>
+    </w:p>
+    <w:p>
+      <w:pPr>
+        <w:ind w:firstLine="0"/>
+        <w:rPr/>
+      </w:pPr>
+      <w:r>
+        <w:rPr>
+          <w:rtl w:val="0"/>
+        </w:rPr>
+        <w:t xml:space="preserve">● Registro y gestión de animales, incluyendo su identificación y seguimiento a lo largo del tiempo.  </w:t>
+      </w:r>
+    </w:p>
+    <w:p>
+      <w:pPr>
+        <w:ind w:firstLine="0"/>
+        <w:rPr/>
+      </w:pPr>
+      <w:r>
+        <w:rPr>
+          <w:rtl w:val="0"/>
+        </w:rPr>
+        <w:t xml:space="preserve">● Registro de información productiva, principalmente vinculada a la producción de leche.  </w:t>
+      </w:r>
+    </w:p>
+    <w:p>
+      <w:pPr>
+        <w:ind w:firstLine="0"/>
+        <w:rPr/>
+      </w:pPr>
+      <w:r>
+        <w:rPr>
+          <w:rtl w:val="0"/>
+        </w:rPr>
+        <w:t xml:space="preserve">● Gestión de eventos reproductivos, tales como servicios, preñez y partos.  </w:t>
+      </w:r>
+    </w:p>
+    <w:p>
+      <w:pPr>
+        <w:ind w:firstLine="0"/>
+        <w:rPr/>
+      </w:pPr>
+      <w:r>
+        <w:rPr>
+          <w:rtl w:val="0"/>
+        </w:rPr>
+        <w:t xml:space="preserve">● Registro y seguimiento de información sanitaria del rodeo.  </w:t>
+      </w:r>
+    </w:p>
+    <w:p>
+      <w:pPr>
+        <w:ind w:firstLine="0"/>
+        <w:rPr/>
+      </w:pPr>
+      <w:r>
+        <w:rPr>
+          <w:rtl w:val="0"/>
+        </w:rPr>
+        <w:t xml:space="preserve">● Control básico de insumos utilizados en el establecimiento.  </w:t>
+      </w:r>
+    </w:p>
+    <w:p>
+      <w:pPr>
+        <w:ind w:firstLine="0"/>
+        <w:rPr/>
+      </w:pPr>
+      <w:r>
+        <w:rPr>
+          <w:rtl w:val="0"/>
+        </w:rPr>
+        <w:t xml:space="preserve">● Consulta de información histórica de los animales y eventos registrados.  </w:t>
+      </w:r>
+    </w:p>
+    <w:p>
+      <w:pPr>
+        <w:ind w:firstLine="0"/>
+        <w:rPr/>
+      </w:pPr>
+      <w:r>
+        <w:rPr>
+          <w:rtl w:val="0"/>
+        </w:rPr>
+        <w:t xml:space="preserve">● Apoyo a la toma de decisiones mediante la disponibilidad de información organizada. </w:t>
+      </w:r>
+    </w:p>
+    <w:p>
+      <w:pPr>
+        <w:ind w:firstLine="0"/>
+        <w:rPr/>
+      </w:pPr>
+      <w:r>
+        <w:rPr>
+          <w:rtl w:val="0"/>
+        </w:rPr>
+        <w:t xml:space="preserve">● Configuración de los parámetros de manejo propios del establecimiento.</w:t>
+      </w:r>
+    </w:p>
+    <w:p>
+      <w:pPr>
+        <w:ind w:firstLine="0"/>
+        <w:rPr/>
+      </w:pPr>
+      <w:r>
+        <w:rPr>
+          <w:rtl w:val="0"/>
+        </w:rPr>
+        <w:t xml:space="preserve">● Tablero de tareas del día, indicadores del rodeo y apoyo a la decisión de descarte.</w:t>
+      </w:r>
+    </w:p>
+    <w:p>
+      <w:pPr>
+        <w:ind w:firstLine="0"/>
+        <w:rPr/>
+      </w:pPr>
+      <w:r>
+        <w:rPr>
+          <w:rtl w:val="0"/>
+        </w:rPr>
+        <w:t xml:space="preserve">● Corrección y eliminación de los registros ya cargados, con reversión de sus efectos.</w:t>
+      </w:r>
+    </w:p>
+    <w:p>
+      <w:pPr>
+        <w:rPr/>
+      </w:pPr>
+      <w:r>
+        <w:rPr>
+          <w:rtl w:val="0"/>
+        </w:rPr>
+      </w:r>
+    </w:p>
+    <w:p>
+      <w:pPr>
+        <w:pStyle w:val="Heading4"/>
+        <w:rPr/>
+      </w:pPr>
+      <w:bookmarkStart w:colFirst="0" w:colLast="0" w:name="_ybs8qirb0mnb" w:id="36"/>
+      <w:bookmarkEnd w:id="36"/>
+      <w:r>
+        <w:rPr>
+          <w:rtl w:val="0"/>
+        </w:rPr>
         <w:t xml:space="preserve">Limitaciones</w:t>
       </w:r>
     </w:p>
@@ -5995,7 +6089,7 @@
         <w:rPr>
           <w:rtl w:val="0"/>
         </w:rPr>
-        <w:t xml:space="preserve">●​ El sistema no contempla la integración automática con dispositivos externos de medición o maquinaria de ordeñe.  </w:t>
+        <w:t xml:space="preserve">● El sistema no contempla la integración automática con dispositivos externos de medición o maquinaria de ordeñe.  </w:t>
       </w:r>
     </w:p>
     <w:p>
@@ -6007,7 +6101,7 @@
         <w:rPr>
           <w:rtl w:val="0"/>
         </w:rPr>
-        <w:t xml:space="preserve">●​ No se incluye la automatización del proceso de registro en campo, dependiendo de la carga manual de la información.  </w:t>
+        <w:t xml:space="preserve">● No se incluye la automatización del proceso de registro en campo, dependiendo de la carga manual de la información.  </w:t>
       </w:r>
     </w:p>
     <w:p>
@@ -6019,7 +6113,7 @@
         <w:rPr>
           <w:rtl w:val="0"/>
         </w:rPr>
-        <w:t xml:space="preserve">●​ El sistema no gestiona procesos comerciales externos, como la relación con la empresa remitente de leche.  </w:t>
+        <w:t xml:space="preserve">● El sistema no gestiona procesos comerciales externos, como la relación con la empresa remitente de leche.  </w:t>
       </w:r>
     </w:p>
     <w:p>
@@ -6031,7 +6125,7 @@
         <w:rPr>
           <w:rtl w:val="0"/>
         </w:rPr>
-        <w:t xml:space="preserve">●​ No se consideran funcionalidades de contabilidad o gestión financiera del establecimiento.  </w:t>
+        <w:t xml:space="preserve">● No se consideran funcionalidades de contabilidad o gestión financiera del establecimiento.  </w:t>
       </w:r>
     </w:p>
     <w:p>
@@ -6043,7 +6137,7 @@
         <w:rPr>
           <w:rtl w:val="0"/>
         </w:rPr>
-        <w:t xml:space="preserve">●​ La disponibilidad del sistema dependerá del acceso a conexión a internet.  </w:t>
+        <w:t xml:space="preserve">● La disponibilidad del sistema dependerá del acceso a conexión a internet.  </w:t>
       </w:r>
     </w:p>
     <w:p>
@@ -6055,7 +6149,7 @@
         <w:rPr>
           <w:rtl w:val="0"/>
         </w:rPr>
-        <w:t xml:space="preserve">●​ No se contempla la migración completa de datos históricos previos, salvo aquellos que se decidan registrar manualmente.</w:t>
+        <w:t xml:space="preserve">● No se contempla la migración completa de datos históricos previos, salvo aquellos que se decidan registrar manualmente.</w:t>
       </w:r>
     </w:p>
     <w:p>
@@ -6067,7 +6161,7 @@
         <w:rPr>
           <w:rtl w:val="0"/>
         </w:rPr>
-        <w:t xml:space="preserve">●​ La configuración de parámetros es única para todo el establecimiento: no admite un manejo diferenciado por grupo de animales.</w:t>
+        <w:t xml:space="preserve">● La configuración de parámetros es única para todo el establecimiento: no admite un manejo diferenciado por grupo de animales.</w:t>
       </w:r>
     </w:p>
     <w:p>
@@ -6079,7 +6173,7 @@
         <w:rPr>
           <w:rtl w:val="0"/>
         </w:rPr>
-        <w:t xml:space="preserve">●​ El paginado de los listados se resuelve en el navegador, lo que resulta adecuado para el volumen de un establecimiento de esta escala.</w:t>
+        <w:t xml:space="preserve">● El paginado de los listados se resuelve en el navegador, lo que resulta adecuado para el volumen de un establecimiento de esta escala.</w:t>
       </w:r>
     </w:p>
     <w:p>
@@ -6091,7 +6185,7 @@
         <w:rPr>
           <w:rtl w:val="0"/>
         </w:rPr>
-        <w:t xml:space="preserve">●​ La proyección de producción a 305 días es lineal y no contempla la curva de lactancia.</w:t>
+        <w:t xml:space="preserve">● La proyección de producción a 305 días es lineal y no contempla la curva de lactancia.</w:t>
       </w:r>
     </w:p>
     <w:p>
@@ -6103,7 +6197,7 @@
         <w:rPr>
           <w:rtl w:val="0"/>
         </w:rPr>
-        <w:t xml:space="preserve">●​ Los umbrales que determinan las candidatas a descarte son criterios fijos del sistema y no parámetros configurables.</w:t>
+        <w:t xml:space="preserve">● Los umbrales que determinan las candidatas a descarte son criterios fijos del sistema y no parámetros configurables.</w:t>
       </w:r>
     </w:p>
     <w:p>
@@ -6115,7 +6209,7 @@
         <w:rPr>
           <w:rtl w:val="0"/>
         </w:rPr>
-        <w:t xml:space="preserve">●​ La verificación de consanguinidad alcanza a los progenitores y a los abuelos de cada animal, y no a la genealogía completa.</w:t>
+        <w:t xml:space="preserve">● La verificación de consanguinidad alcanza a los progenitores y a los abuelos de cada animal, y no a la genealogía completa.</w:t>
       </w:r>
     </w:p>
     <w:p>
@@ -18462,6 +18556,17 @@
     </w:p>
     <w:p>
       <w:pPr>
+        <w:rPr/>
+      </w:pPr>
+      <w:r>
+        <w:rPr>
+          <w:rtl w:val="0"/>
+        </w:rPr>
+        <w:t xml:space="preserve">El cronograma refleja los seis incrementos definidos y su distribución en el tiempo. La criticidad de cada tarea está dada por lo que depende de ella: son críticas las que están en el camino crítico del proyecto, es decir aquellas cuyo atraso arrastra a todas las siguientes. En este proyecto ese camino lo forman la gestión del rodeo, que es la base sobre la que se apoyan los demás módulos porque todo evento se registra contra un animal; el control productivo y el manejo reproductivo, que comparten la lógica de estados de la hembra; y la gestión sanitaria, de la que depende el control de insumos porque todo tratamiento consume stock. Los reportes, las notificaciones y el tablero, en cambio, consumen información ya registrada y no bloquean a nadie: su atraso afecta al alcance de la entrega, no al resto del cronograma.</w:t>
+      </w:r>
+    </w:p>
+    <w:p>
+      <w:pPr>
         <w:spacing w:after="0" w:before="0" w:line="276" w:lineRule="auto"/>
         <w:ind w:firstLine="0"/>
         <w:rPr>
@@ -19127,42 +19232,41 @@
     </w:p>
     <w:p>
       <w:pPr>
+        <w:spacing w:after="0" w:before="0" w:line="276" w:lineRule="auto"/>
+        <w:ind w:firstLine="0"/>
+        <w:jc w:val="left"/>
+        <w:rPr/>
+      </w:pPr>
+      <w:bookmarkStart w:colFirst="0" w:colLast="0" w:name="_wjlyzsif2vpm" w:id="153"/>
+      <w:bookmarkEnd w:id="153"/>
+      <w:r>
+        <w:rPr>
+          <w:rtl w:val="0"/>
+        </w:rPr>
+        <w:t xml:space="preserve"> </w:t>
+      </w:r>
+      <w:r>
+        <w:rPr>
+          <w:b w:val="0"/>
+          <w:bCs w:val="0"/>
+          <w:rtl w:val="0"/>
+        </w:rPr>
+        <w:t xml:space="preserve">    Santino Delmonte                               Sofia Vila                                      Alejo De León</w:t>
+      </w:r>
+      <w:r>
+        <w:br w:type="page"/>
+      </w:r>
+      <w:r>
+        <w:rPr>
+          <w:rtl w:val="0"/>
+        </w:rPr>
+      </w:r>
+    </w:p>
+    <w:p>
+      <w:pPr>
         <w:pStyle w:val="Heading2"/>
         <w:spacing w:after="0" w:before="0" w:line="276" w:lineRule="auto"/>
         <w:ind w:firstLine="0"/>
-        <w:jc w:val="left"/>
-        <w:rPr/>
-      </w:pPr>
-      <w:bookmarkStart w:colFirst="0" w:colLast="0" w:name="_wjlyzsif2vpm" w:id="153"/>
-      <w:bookmarkEnd w:id="153"/>
-      <w:r>
-        <w:rPr>
-          <w:rtl w:val="0"/>
-        </w:rPr>
-        <w:t xml:space="preserve"> </w:t>
-      </w:r>
-      <w:r>
-        <w:rPr>
-          <w:b w:val="0"/>
-          <w:bCs w:val="0"/>
-          <w:rtl w:val="0"/>
-        </w:rPr>
-        <w:t xml:space="preserve">    Santino Delmonte                               Sofia Vila                                      Alejo De León</w:t>
-      </w:r>
-      <w:r>
-        <w:br w:type="page"/>
-      </w:r>
-      <w:r>
-        <w:rPr>
-          <w:rtl w:val="0"/>
-        </w:rPr>
-      </w:r>
-    </w:p>
-    <w:p>
-      <w:pPr>
-        <w:pStyle w:val="Heading2"/>
-        <w:spacing w:after="0" w:before="0" w:line="276" w:lineRule="auto"/>
-        <w:ind w:firstLine="0"/>
         <w:rPr/>
       </w:pPr>
       <w:bookmarkStart w:colFirst="0" w:colLast="0" w:name="_3zlqsiy5t3rz" w:id="154"/>
@@ -19437,22 +19541,13 @@
         <w:spacing w:after="0" w:afterAutospacing="0"/>
         <w:ind w:left="720" w:hanging="360"/>
       </w:pPr>
-      <w:hyperlink r:id="rId16">
-        <w:r>
-          <w:rPr>
-            <w:color w:val="1155cc"/>
-            <w:u w:val="single"/>
-            <w:rtl w:val="0"/>
-          </w:rPr>
-          <w:t xml:space="preserve">Microsoft .NET Documentation</w:t>
-          <w:br w:type="textWrapping"/>
-        </w:r>
-      </w:hyperlink>
-      <w:r>
-        <w:rPr>
-          <w:rtl w:val="0"/>
-        </w:rPr>
-        <w:t xml:space="preserve"> Documentación oficial de .NET utilizada como referencia para arquitectura, desarrollo backend, acceso a datos y configuración del sistema. Último acceso: mayo de 2026.</w:t>
+      <w:r>
+        <w:rPr>
+          <w:rtl w:val="0"/>
+        </w:rPr>
+        <w:t xml:space="preserve">Bootstrap Team. Documentación oficial de Bootstrap [en línea].</w:t>
+        <w:br w:type="textWrapping"/>
+        <w:t xml:space="preserve"> Disponible en internet: https://getbootstrap.com/docs/. Utilizada como referencia para el diseño responsive y la construcción de la interfaz. Último acceso: mayo de 2026.</w:t>
       </w:r>
     </w:p>
     <w:p>
@@ -19468,9 +19563,9 @@
         <w:rPr>
           <w:rtl w:val="0"/>
         </w:rPr>
-        <w:t xml:space="preserve">MySQL Documentation</w:t>
+        <w:t xml:space="preserve">Elmasri, Ramez; Navathe, Shamkant B. Fundamentos de sistemas de bases de datos.</w:t>
         <w:br w:type="textWrapping"/>
-        <w:t xml:space="preserve"> Documentación oficial de MySQL utilizada como referencia para modelado, administración y consultas de base de datos. Último acceso: mayo de 2026.</w:t>
+        <w:t xml:space="preserve"> 5.ª ed. Madrid: Pearson Addison-Wesley, 2007. Utilizado como referencia para el modelo entidad-relación, la normalización y las restricciones de integridad.</w:t>
       </w:r>
     </w:p>
     <w:p>
@@ -19482,22 +19577,13 @@
         <w:spacing w:after="0" w:afterAutospacing="0" w:before="0" w:beforeAutospacing="0"/>
         <w:ind w:left="720" w:hanging="360"/>
       </w:pPr>
-      <w:hyperlink r:id="rId17">
-        <w:r>
-          <w:rPr>
-            <w:color w:val="1155cc"/>
-            <w:u w:val="single"/>
-            <w:rtl w:val="0"/>
-          </w:rPr>
-          <w:t xml:space="preserve">Bootstrap Documentation</w:t>
-          <w:br w:type="textWrapping"/>
-        </w:r>
-      </w:hyperlink>
-      <w:r>
-        <w:rPr>
-          <w:rtl w:val="0"/>
-        </w:rPr>
-        <w:t xml:space="preserve"> Documentación oficial utilizada para el diseño responsive y construcción de interfaces web adaptables. Último acceso: mayo de 2026.</w:t>
+      <w:r>
+        <w:rPr>
+          <w:rtl w:val="0"/>
+        </w:rPr>
+        <w:t xml:space="preserve">Microsoft. Documentación oficial de .NET [en línea].</w:t>
+        <w:br w:type="textWrapping"/>
+        <w:t xml:space="preserve"> Disponible en internet: https://learn.microsoft.com/dotnet/. Utilizada como referencia para la arquitectura, el desarrollo del backend, el acceso a datos y la configuración del sistema. Último acceso: mayo de 2026.</w:t>
       </w:r>
     </w:p>
     <w:p>
@@ -19509,22 +19595,13 @@
         <w:spacing w:after="0" w:afterAutospacing="0" w:before="0" w:beforeAutospacing="0"/>
         <w:ind w:left="720" w:hanging="360"/>
       </w:pPr>
-      <w:hyperlink r:id="rId18">
-        <w:r>
-          <w:rPr>
-            <w:color w:val="1155cc"/>
-            <w:u w:val="single"/>
-            <w:rtl w:val="0"/>
-          </w:rPr>
-          <w:t xml:space="preserve">Telegram Bot API Documentation</w:t>
-          <w:br w:type="textWrapping"/>
-        </w:r>
-      </w:hyperlink>
-      <w:r>
-        <w:rPr>
-          <w:rtl w:val="0"/>
-        </w:rPr>
-        <w:t xml:space="preserve"> Documentación oficial utilizada para la integración del sistema de notificaciones mediante bots de Telegram. Último acceso: mayo de 2026.</w:t>
+      <w:r>
+        <w:rPr>
+          <w:rtl w:val="0"/>
+        </w:rPr>
+        <w:t xml:space="preserve">Microsoft. Documentación oficial de Visual Studio [en línea].</w:t>
+        <w:br w:type="textWrapping"/>
+        <w:t xml:space="preserve"> Disponible en internet: https://learn.microsoft.com/visualstudio/. Utilizada como referencia para el entorno de desarrollo. Último acceso: mayo de 2026.</w:t>
       </w:r>
     </w:p>
     <w:p>
@@ -19536,22 +19613,13 @@
         <w:spacing w:after="0" w:afterAutospacing="0" w:before="0" w:beforeAutospacing="0"/>
         <w:ind w:left="720" w:hanging="360"/>
       </w:pPr>
-      <w:hyperlink r:id="rId19">
-        <w:r>
-          <w:rPr>
-            <w:color w:val="1155cc"/>
-            <w:u w:val="single"/>
-            <w:rtl w:val="0"/>
-          </w:rPr>
-          <w:t xml:space="preserve">Visual Studio</w:t>
-          <w:br w:type="textWrapping"/>
-        </w:r>
-      </w:hyperlink>
-      <w:r>
-        <w:rPr>
-          <w:rtl w:val="0"/>
-        </w:rPr>
-        <w:t xml:space="preserve"> Sitio oficial utilizado como referencia para herramientas y entorno de desarrollo compatible con .NET y MySQL. Último acceso: mayo de 2026.</w:t>
+      <w:r>
+        <w:rPr>
+          <w:rtl w:val="0"/>
+        </w:rPr>
+        <w:t xml:space="preserve">Oracle Corporation. MySQL Reference Manual [en línea].</w:t>
+        <w:br w:type="textWrapping"/>
+        <w:t xml:space="preserve"> Disponible en internet: https://dev.mysql.com/doc/. Utilizado como referencia para el modelado, la administración y las consultas de la base de datos. Último acceso: mayo de 2026.</w:t>
       </w:r>
     </w:p>
     <w:p>
@@ -19563,22 +19631,49 @@
         <w:spacing w:after="0" w:afterAutospacing="0" w:before="0" w:beforeAutospacing="0"/>
         <w:ind w:left="720" w:hanging="360"/>
       </w:pPr>
-      <w:hyperlink r:id="rId20">
-        <w:r>
-          <w:rPr>
-            <w:color w:val="1155cc"/>
-            <w:u w:val="single"/>
-            <w:rtl w:val="0"/>
-          </w:rPr>
-          <w:t xml:space="preserve">SmarterASP.NET</w:t>
-          <w:br w:type="textWrapping"/>
-        </w:r>
-      </w:hyperlink>
-      <w:r>
-        <w:rPr>
-          <w:rtl w:val="0"/>
-        </w:rPr>
-        <w:t xml:space="preserve"> Sitio oficial del servicio de hosting seleccionado para el despliegue del sistema. Último acceso: mayo de 2026.</w:t>
+      <w:r>
+        <w:rPr>
+          <w:rtl w:val="0"/>
+        </w:rPr>
+        <w:t xml:space="preserve">Pressman, Roger S. Ingeniería del software. Un enfoque práctico.</w:t>
+        <w:br w:type="textWrapping"/>
+        <w:t xml:space="preserve"> 7.ª ed. México: McGraw-Hill, 2010. Utilizado como referencia para el análisis y la clasificación de riesgos, los modelos de ciclo de vida, el plan de aseguramiento de la calidad, los tipos de prueba y la estimación por puntos de función.</w:t>
+      </w:r>
+    </w:p>
+    <w:p>
+      <w:pPr>
+        <w:numPr>
+          <w:ilvl w:val="0"/>
+          <w:numId w:val="18"/>
+        </w:numPr>
+        <w:spacing w:after="0" w:afterAutospacing="0"/>
+        <w:ind w:left="720" w:hanging="360"/>
+      </w:pPr>
+      <w:r>
+        <w:rPr>
+          <w:rtl w:val="0"/>
+        </w:rPr>
+        <w:t xml:space="preserve">SmarterASP.NET. Sitio oficial del servicio de hosting [en línea].</w:t>
+        <w:br w:type="textWrapping"/>
+        <w:t xml:space="preserve"> Disponible en internet: https://www.smarterasp.net/. Utilizado como referencia para el despliegue del sistema. Último acceso: mayo de 2026.</w:t>
+      </w:r>
+    </w:p>
+    <w:p>
+      <w:pPr>
+        <w:numPr>
+          <w:ilvl w:val="0"/>
+          <w:numId w:val="18"/>
+        </w:numPr>
+        <w:spacing w:after="0" w:afterAutospacing="0"/>
+        <w:ind w:left="720" w:hanging="360"/>
+      </w:pPr>
+      <w:r>
+        <w:rPr>
+          <w:rtl w:val="0"/>
+        </w:rPr>
+        <w:t xml:space="preserve">Telegram. Telegram Bot API [en línea].</w:t>
+        <w:br w:type="textWrapping"/>
+        <w:t xml:space="preserve"> Disponible en internet: https://core.telegram.org/bots/api. Utilizada como referencia para la integración de las notificaciones. Último acceso: mayo de 2026.</w:t>
       </w:r>
     </w:p>
     <w:p>

--- a/Anteproyecto_v8.docx
+++ b/Anteproyecto_v8.docx
@@ -2085,6 +2085,55 @@
     </w:p>
     <w:p>
       <w:pPr>
+        <w:rPr/>
+      </w:pPr>
+    </w:p>
+    <w:p>
+      <w:r>
+        <w:drawing>
+          <wp:inline>
+            <wp:extent cx="5760000" cy="3177931"/>
+            <wp:docPr id="8" name="Picture 8"/>
+            <wp:cNvGraphicFramePr>
+              <a:graphicFrameLocks noChangeAspect="1"/>
+            </wp:cNvGraphicFramePr>
+            <a:graphic>
+              <a:graphicData uri="http://schemas.openxmlformats.org/drawingml/2006/picture">
+                <pic:pic>
+                  <pic:nvPicPr>
+                    <pic:cNvPr id="0" name="organigrama-establecimiento.png"/>
+                    <pic:cNvPicPr/>
+                  </pic:nvPicPr>
+                  <pic:blipFill>
+                    <a:blip r:embed="rId24"/>
+                    <a:stretch>
+                      <a:fillRect/>
+                    </a:stretch>
+                  </pic:blipFill>
+                  <pic:spPr>
+                    <a:xfrm>
+                      <a:off x="0" y="0"/>
+                      <a:ext cx="5760000" cy="3177931"/>
+                    </a:xfrm>
+                    <a:prstGeom prst="rect"/>
+                  </pic:spPr>
+                </pic:pic>
+              </a:graphicData>
+            </a:graphic>
+          </wp:inline>
+        </w:drawing>
+      </w:r>
+    </w:p>
+    <w:p>
+      <w:pPr>
+        <w:rPr/>
+      </w:pPr>
+      <w:r>
+        <w:t xml:space="preserve">Figura. Estructura del establecimiento. La encargada es la única persona que opera el sistema: los tamberos le entregan los registros del día en papel y el veterinario es un servicio externo que consulta la información sanitaria y genética, pero ninguno de los dos entra a la aplicación.</w:t>
+      </w:r>
+    </w:p>
+    <w:p>
+      <w:pPr>
         <w:pStyle w:val="Heading2"/>
         <w:rPr/>
       </w:pPr>
@@ -19280,242 +19329,380 @@
     </w:p>
     <w:p>
       <w:pPr>
-        <w:numPr>
-          <w:ilvl w:val="0"/>
-          <w:numId w:val="37"/>
-        </w:numPr>
-        <w:spacing w:after="0" w:afterAutospacing="0"/>
-        <w:ind w:left="720" w:hanging="360"/>
-      </w:pPr>
-      <w:r>
-        <w:rPr>
-          <w:rtl w:val="0"/>
-        </w:rPr>
-        <w:t xml:space="preserve">Framework: estructura o conjunto de herramientas y componentes reutilizables que facilitan el desarrollo de aplicaciones de software. </w:t>
-      </w:r>
-    </w:p>
-    <w:p>
-      <w:pPr>
-        <w:numPr>
-          <w:ilvl w:val="0"/>
-          <w:numId w:val="37"/>
-        </w:numPr>
-        <w:spacing w:after="0" w:afterAutospacing="0" w:before="0" w:beforeAutospacing="0"/>
-        <w:ind w:left="720" w:hanging="360"/>
-      </w:pPr>
-      <w:r>
-        <w:rPr>
-          <w:rtl w:val="0"/>
-        </w:rPr>
-        <w:t xml:space="preserve">Bootstrap: framework CSS utilizado para facilitar el diseño visual y adaptable de la interfaz del sistema.</w:t>
-      </w:r>
-    </w:p>
-    <w:p>
-      <w:pPr>
-        <w:numPr>
-          <w:ilvl w:val="0"/>
-          <w:numId w:val="37"/>
-        </w:numPr>
-        <w:spacing w:after="0" w:afterAutospacing="0" w:before="0" w:beforeAutospacing="0"/>
-        <w:ind w:left="720" w:hanging="360"/>
-      </w:pPr>
-      <w:r>
-        <w:rPr>
-          <w:rtl w:val="0"/>
-        </w:rPr>
-        <w:t xml:space="preserve">CSS3: lenguaje utilizado para definir estilos y diseño visual de páginas web.</w:t>
-      </w:r>
-    </w:p>
-    <w:p>
-      <w:pPr>
-        <w:numPr>
-          <w:ilvl w:val="0"/>
-          <w:numId w:val="37"/>
-        </w:numPr>
-        <w:spacing w:after="0" w:afterAutospacing="0" w:before="0" w:beforeAutospacing="0"/>
-        <w:ind w:left="720" w:hanging="360"/>
-      </w:pPr>
-      <w:r>
-        <w:rPr>
-          <w:rtl w:val="0"/>
-        </w:rPr>
-        <w:t xml:space="preserve">Git: sistema de control de versiones utilizado para administrar los cambios realizados sobre el proyecto.</w:t>
-      </w:r>
-    </w:p>
-    <w:p>
-      <w:pPr>
-        <w:numPr>
-          <w:ilvl w:val="0"/>
-          <w:numId w:val="37"/>
-        </w:numPr>
-        <w:spacing w:after="0" w:afterAutospacing="0" w:before="0" w:beforeAutospacing="0"/>
-        <w:ind w:left="720" w:hanging="360"/>
-      </w:pPr>
-      <w:r>
-        <w:rPr>
-          <w:rtl w:val="0"/>
-        </w:rPr>
-        <w:t xml:space="preserve">GitHub: plataforma utilizada para almacenar y sincronizar el repositorio remoto del sistema.</w:t>
-      </w:r>
-    </w:p>
-    <w:p>
-      <w:pPr>
-        <w:numPr>
-          <w:ilvl w:val="0"/>
-          <w:numId w:val="37"/>
-        </w:numPr>
-        <w:spacing w:after="0" w:afterAutospacing="0" w:before="0" w:beforeAutospacing="0"/>
-        <w:ind w:left="720" w:hanging="360"/>
-      </w:pPr>
-      <w:r>
-        <w:rPr>
-          <w:rtl w:val="0"/>
-        </w:rPr>
-        <w:t xml:space="preserve">HTML5: lenguaje de marcado utilizado para la estructura y contenido de la aplicación web.</w:t>
-      </w:r>
-    </w:p>
-    <w:p>
-      <w:pPr>
-        <w:numPr>
-          <w:ilvl w:val="0"/>
-          <w:numId w:val="37"/>
-        </w:numPr>
-        <w:spacing w:after="0" w:afterAutospacing="0" w:before="0" w:beforeAutospacing="0"/>
-        <w:ind w:left="720" w:hanging="360"/>
-      </w:pPr>
-      <w:r>
-        <w:rPr>
-          <w:rtl w:val="0"/>
-        </w:rPr>
-        <w:t xml:space="preserve">Iteración: período de desarrollo donde se implementa un conjunto específico de funcionalidades del sistema.</w:t>
-      </w:r>
-    </w:p>
-    <w:p>
-      <w:pPr>
-        <w:numPr>
-          <w:ilvl w:val="0"/>
-          <w:numId w:val="37"/>
-        </w:numPr>
-        <w:spacing w:after="0" w:afterAutospacing="0" w:before="0" w:beforeAutospacing="0"/>
-        <w:ind w:left="720" w:hanging="360"/>
-      </w:pPr>
-      <w:r>
-        <w:rPr>
-          <w:rtl w:val="0"/>
-        </w:rPr>
-        <w:t xml:space="preserve">JavaScript: lenguaje de programación utilizado para desarrollar funcionalidades dinámicas e interactivas en la aplicación web.</w:t>
-      </w:r>
-    </w:p>
-    <w:p>
-      <w:pPr>
-        <w:numPr>
-          <w:ilvl w:val="0"/>
-          <w:numId w:val="37"/>
-        </w:numPr>
-        <w:spacing w:after="0" w:afterAutospacing="0" w:before="0" w:beforeAutospacing="0"/>
-        <w:ind w:left="720" w:hanging="360"/>
-      </w:pPr>
-      <w:r>
-        <w:rPr>
-          <w:rtl w:val="0"/>
-        </w:rPr>
-        <w:t xml:space="preserve">SCM: (Software Configuration Management) gestión encargada de controlar y administrar los componentes del proyecto.</w:t>
-      </w:r>
-    </w:p>
-    <w:p>
-      <w:pPr>
-        <w:numPr>
-          <w:ilvl w:val="0"/>
-          <w:numId w:val="37"/>
-        </w:numPr>
-        <w:spacing w:after="0" w:afterAutospacing="0" w:before="0" w:beforeAutospacing="0"/>
-        <w:ind w:left="720" w:hanging="360"/>
-      </w:pPr>
-      <w:r>
-        <w:rPr>
-          <w:rtl w:val="0"/>
-        </w:rPr>
-        <w:t xml:space="preserve">SQA: (Software Quality Assurance) conjunto de actividades destinadas a garantizar la calidad del software desarrollado.</w:t>
-      </w:r>
-    </w:p>
-    <w:p>
-      <w:pPr>
-        <w:numPr>
-          <w:ilvl w:val="0"/>
-          <w:numId w:val="37"/>
-        </w:numPr>
-        <w:spacing w:after="0" w:afterAutospacing="0" w:before="0" w:beforeAutospacing="0"/>
-        <w:ind w:left="720" w:hanging="360"/>
-      </w:pPr>
-      <w:r>
-        <w:rPr>
-          <w:rtl w:val="0"/>
-        </w:rPr>
-        <w:t xml:space="preserve">MySQL: sistema de gestión de bases de datos utilizado para almacenar y administrar la información del sistema.</w:t>
-      </w:r>
-    </w:p>
-    <w:p>
-      <w:pPr>
-        <w:numPr>
-          <w:ilvl w:val="0"/>
-          <w:numId w:val="37"/>
-        </w:numPr>
-        <w:spacing w:after="0" w:afterAutospacing="0" w:before="0" w:beforeAutospacing="0"/>
-        <w:ind w:left="720" w:hanging="360"/>
-      </w:pPr>
-      <w:r>
-        <w:rPr>
-          <w:rtl w:val="0"/>
-        </w:rPr>
-        <w:t xml:space="preserve">Testing: proceso de pruebas realizado para verificar el correcto funcionamiento del sistema.</w:t>
-      </w:r>
-    </w:p>
-    <w:p>
-      <w:pPr>
-        <w:numPr>
-          <w:ilvl w:val="0"/>
-          <w:numId w:val="37"/>
-        </w:numPr>
-        <w:spacing w:after="0" w:afterAutospacing="0" w:before="0" w:beforeAutospacing="0"/>
-        <w:ind w:left="720" w:hanging="360"/>
-      </w:pPr>
-      <w:r>
-        <w:rPr>
-          <w:rtl w:val="0"/>
-        </w:rPr>
-        <w:t xml:space="preserve">UML: lenguaje de modelado utilizado para representar gráficamente distintos componentes y procesos del sistema.</w:t>
-      </w:r>
-    </w:p>
-    <w:p>
-      <w:pPr>
-        <w:numPr>
-          <w:ilvl w:val="0"/>
-          <w:numId w:val="37"/>
-        </w:numPr>
-        <w:spacing w:before="0" w:beforeAutospacing="0"/>
-        <w:ind w:left="720" w:hanging="360"/>
-      </w:pPr>
-      <w:r>
-        <w:rPr>
-          <w:rtl w:val="0"/>
-        </w:rPr>
-        <w:t xml:space="preserve">Versionado: proceso mediante el cual se controlan las diferentes versiones del sistema durante el desarrollo.</w:t>
-      </w:r>
-    </w:p>
-    <w:p>
-      <w:pPr>
-        <w:pStyle w:val="Heading2"/>
-        <w:rPr/>
-      </w:pPr>
-      <w:bookmarkStart w:colFirst="0" w:colLast="0" w:name="_sh4qrl423pu7" w:id="155"/>
-      <w:bookmarkEnd w:id="155"/>
-      <w:r>
-        <w:br w:type="page"/>
-      </w:r>
-      <w:r>
-        <w:rPr>
-          <w:rtl w:val="0"/>
-        </w:rPr>
+        <w:rPr/>
+      </w:pPr>
+      <w:r>
+        <w:rPr>
+          <w:b/>
+        </w:rPr>
+        <w:t xml:space="preserve">Bootstrap: </w:t>
+      </w:r>
+      <w:r>
+        <w:t xml:space="preserve">framework CSS utilizado para facilitar el diseño visual y adaptable de la interfaz del sistema.</w:t>
+      </w:r>
+    </w:p>
+    <w:p>
+      <w:pPr>
+        <w:rPr/>
+      </w:pPr>
+      <w:r>
+        <w:rPr>
+          <w:b/>
+        </w:rPr>
+        <w:t xml:space="preserve">Caja negra: </w:t>
+      </w:r>
+      <w:r>
+        <w:t xml:space="preserve">forma de probar un sistema desde afuera, verificando lo que devuelve ante cada entrada, sin mirar cómo está escrito por dentro.</w:t>
+      </w:r>
+    </w:p>
+    <w:p>
+      <w:pPr>
+        <w:rPr/>
+      </w:pPr>
+      <w:r>
+        <w:rPr>
+          <w:b/>
+        </w:rPr>
+        <w:t xml:space="preserve">Caravana: </w:t>
+      </w:r>
+      <w:r>
+        <w:t xml:space="preserve">la chapa numerada que identifica a cada animal del rodeo. Es su nombre en el tambo y la clave con la que se lo busca en el sistema.</w:t>
+      </w:r>
+    </w:p>
+    <w:p>
+      <w:pPr>
+        <w:rPr/>
+      </w:pPr>
+      <w:r>
+        <w:rPr>
+          <w:b/>
+        </w:rPr>
+        <w:t xml:space="preserve">Categoría: </w:t>
+      </w:r>
+      <w:r>
+        <w:t xml:space="preserve">la clasificación del animal según su sexo, su edad y sus partos: ternera, vaquillona, vaca, ternero, novillo o toro. El sistema la calcula.</w:t>
+      </w:r>
+    </w:p>
+    <w:p>
+      <w:pPr>
+        <w:rPr/>
+      </w:pPr>
+      <w:r>
+        <w:rPr>
+          <w:b/>
+        </w:rPr>
+        <w:t xml:space="preserve">Celo: </w:t>
+      </w:r>
+      <w:r>
+        <w:t xml:space="preserve">el período en que la hembra está receptiva y puede quedar preñada. Se detecta observando su comportamiento, y es el evento que abre el ciclo reproductivo.</w:t>
+      </w:r>
+    </w:p>
+    <w:p>
+      <w:pPr>
+        <w:rPr/>
+      </w:pPr>
+      <w:r>
+        <w:rPr>
+          <w:b/>
+        </w:rPr>
+        <w:t xml:space="preserve">Consanguinidad: </w:t>
+      </w:r>
+      <w:r>
+        <w:t xml:space="preserve">parentesco entre dos animales que se van a cruzar. Cruzar parientes concentra defectos genéticos en la cría, y por eso el sistema avisa.</w:t>
+      </w:r>
+    </w:p>
+    <w:p>
+      <w:pPr>
+        <w:rPr/>
+      </w:pPr>
+      <w:r>
+        <w:rPr>
+          <w:b/>
+        </w:rPr>
+        <w:t xml:space="preserve">CSS3: </w:t>
+      </w:r>
+      <w:r>
+        <w:t xml:space="preserve">lenguaje utilizado para definir estilos y diseño visual de páginas web.</w:t>
+      </w:r>
+    </w:p>
+    <w:p>
+      <w:pPr>
+        <w:rPr/>
+      </w:pPr>
+      <w:r>
+        <w:rPr>
+          <w:b/>
+        </w:rPr>
+        <w:t xml:space="preserve">Descarte de leche: </w:t>
+      </w:r>
+      <w:r>
+        <w:t xml:space="preserve">el período posterior a un tratamiento sanitario durante el cual la leche del animal no puede ir al tanque, porque conserva restos del medicamento.</w:t>
+      </w:r>
+    </w:p>
+    <w:p>
+      <w:pPr>
+        <w:rPr/>
+      </w:pPr>
+      <w:r>
+        <w:rPr>
+          <w:b/>
+        </w:rPr>
+        <w:t xml:space="preserve">Framework: </w:t>
+      </w:r>
+      <w:r>
+        <w:t xml:space="preserve">estructura o conjunto de herramientas y componentes reutilizables que facilitan el desarrollo de aplicaciones de software.</w:t>
+      </w:r>
+    </w:p>
+    <w:p>
+      <w:pPr>
+        <w:rPr/>
+      </w:pPr>
+      <w:r>
+        <w:rPr>
+          <w:b/>
+        </w:rPr>
+        <w:t xml:space="preserve">Git: </w:t>
+      </w:r>
+      <w:r>
+        <w:t xml:space="preserve">sistema de control de versiones utilizado para administrar los cambios realizados sobre el proyecto.</w:t>
+      </w:r>
+    </w:p>
+    <w:p>
+      <w:pPr>
+        <w:rPr/>
+      </w:pPr>
+      <w:r>
+        <w:rPr>
+          <w:b/>
+        </w:rPr>
+        <w:t xml:space="preserve">GitHub: </w:t>
+      </w:r>
+      <w:r>
+        <w:t xml:space="preserve">plataforma utilizada para almacenar y sincronizar el repositorio remoto del sistema.</w:t>
+      </w:r>
+    </w:p>
+    <w:p>
+      <w:pPr>
+        <w:rPr/>
+      </w:pPr>
+      <w:r>
+        <w:rPr>
+          <w:b/>
+        </w:rPr>
+        <w:t xml:space="preserve">HTML5: </w:t>
+      </w:r>
+      <w:r>
+        <w:t xml:space="preserve">lenguaje de marcado utilizado para la estructura y contenido de la aplicación web.</w:t>
+      </w:r>
+    </w:p>
+    <w:p>
+      <w:pPr>
+        <w:rPr/>
+      </w:pPr>
+      <w:r>
+        <w:rPr>
+          <w:b/>
+        </w:rPr>
+        <w:t xml:space="preserve">Iteración: </w:t>
+      </w:r>
+      <w:r>
+        <w:t xml:space="preserve">período de desarrollo donde se implementa un conjunto específico de funcionalidades del sistema.</w:t>
+      </w:r>
+    </w:p>
+    <w:p>
+      <w:pPr>
+        <w:rPr/>
+      </w:pPr>
+      <w:r>
+        <w:rPr>
+          <w:b/>
+        </w:rPr>
+        <w:t xml:space="preserve">JavaScript: </w:t>
+      </w:r>
+      <w:r>
+        <w:t xml:space="preserve">lenguaje de programación utilizado para desarrollar funcionalidades dinámicas e interactivas en la aplicación web.</w:t>
+      </w:r>
+    </w:p>
+    <w:p>
+      <w:pPr>
+        <w:rPr/>
+      </w:pPr>
+      <w:r>
+        <w:rPr>
+          <w:b/>
+        </w:rPr>
+        <w:t xml:space="preserve">Lactancia: </w:t>
+      </w:r>
+      <w:r>
+        <w:t xml:space="preserve">el período durante el cual una vaca da leche, que empieza con el parto y termina con el secado. El sistema la abre y la cierra solo.</w:t>
+      </w:r>
+    </w:p>
+    <w:p>
+      <w:pPr>
+        <w:rPr/>
+      </w:pPr>
+      <w:r>
+        <w:rPr>
+          <w:b/>
+        </w:rPr>
+        <w:t xml:space="preserve">MySQL: </w:t>
+      </w:r>
+      <w:r>
+        <w:t xml:space="preserve">sistema de gestión de bases de datos utilizado para almacenar y administrar la información del sistema.</w:t>
+      </w:r>
+    </w:p>
+    <w:p>
+      <w:pPr>
+        <w:rPr/>
+      </w:pPr>
+      <w:r>
+        <w:rPr>
+          <w:b/>
+        </w:rPr>
+        <w:t xml:space="preserve">Pajuela: </w:t>
+      </w:r>
+      <w:r>
+        <w:t xml:space="preserve">la dosis de semen congelado con que se insemina una hembra. En el sistema es un insumo de stock, y cada una está vinculada al toro que la aporta.</w:t>
+      </w:r>
+    </w:p>
+    <w:p>
+      <w:pPr>
+        <w:rPr/>
+      </w:pPr>
+      <w:r>
+        <w:rPr>
+          <w:b/>
+        </w:rPr>
+        <w:t xml:space="preserve">Puntos de función: </w:t>
+      </w:r>
+      <w:r>
+        <w:t xml:space="preserve">unidad para medir el tamaño de un sistema por lo que hace y no por cuánto código tiene: se cuentan sus entradas, salidas, consultas y archivos, y se ajusta el total según catorce factores. Es el método con que se estima el esfuerzo en la sección 1.11.</w:t>
+      </w:r>
+    </w:p>
+    <w:p>
+      <w:pPr>
+        <w:rPr/>
+      </w:pPr>
+      <w:r>
+        <w:rPr>
+          <w:b/>
+        </w:rPr>
+        <w:t xml:space="preserve">Rodeo: </w:t>
+      </w:r>
+      <w:r>
+        <w:t xml:space="preserve">el conjunto de animales del establecimiento.</w:t>
+      </w:r>
+    </w:p>
+    <w:p>
+      <w:pPr>
+        <w:rPr/>
+      </w:pPr>
+      <w:r>
+        <w:rPr>
+          <w:b/>
+        </w:rPr>
+        <w:t xml:space="preserve">SCM: </w:t>
+      </w:r>
+      <w:r>
+        <w:t xml:space="preserve">(Software Configuration Management) gestión encargada de controlar y administrar los componentes del proyecto.</w:t>
+      </w:r>
+    </w:p>
+    <w:p>
+      <w:pPr>
+        <w:rPr/>
+      </w:pPr>
+      <w:r>
+        <w:rPr>
+          <w:b/>
+        </w:rPr>
+        <w:t xml:space="preserve">Secado: </w:t>
+      </w:r>
+      <w:r>
+        <w:t xml:space="preserve">el corte deliberado del ordeñe de una vaca antes del parto, para que descanse. Cierra su lactancia.</w:t>
+      </w:r>
+    </w:p>
+    <w:p>
+      <w:pPr>
+        <w:rPr/>
+      </w:pPr>
+      <w:r>
+        <w:rPr>
+          <w:b/>
+        </w:rPr>
+        <w:t xml:space="preserve">Servicio: </w:t>
+      </w:r>
+      <w:r>
+        <w:t xml:space="preserve">la cruza de una hembra, por monta natural o por inseminación artificial.</w:t>
+      </w:r>
+    </w:p>
+    <w:p>
+      <w:pPr>
+        <w:rPr/>
+      </w:pPr>
+      <w:r>
+        <w:rPr>
+          <w:b/>
+        </w:rPr>
+        <w:t xml:space="preserve">SQA: </w:t>
+      </w:r>
+      <w:r>
+        <w:t xml:space="preserve">(Software Quality Assurance) conjunto de actividades destinadas a garantizar la calidad del software desarrollado.</w:t>
+      </w:r>
+    </w:p>
+    <w:p>
+      <w:pPr>
+        <w:rPr/>
+      </w:pPr>
+      <w:r>
+        <w:rPr>
+          <w:b/>
+        </w:rPr>
+        <w:t xml:space="preserve">Tacto: </w:t>
+      </w:r>
+      <w:r>
+        <w:t xml:space="preserve">la revisación con que se confirma si la hembra quedó preñada después de un servicio.</w:t>
+      </w:r>
+    </w:p>
+    <w:p>
+      <w:pPr>
+        <w:rPr/>
+      </w:pPr>
+      <w:r>
+        <w:rPr>
+          <w:b/>
+        </w:rPr>
+        <w:t xml:space="preserve">Testing: </w:t>
+      </w:r>
+      <w:r>
+        <w:t xml:space="preserve">proceso de pruebas realizado para verificar el correcto funcionamiento del sistema.</w:t>
+      </w:r>
+    </w:p>
+    <w:p>
+      <w:pPr>
+        <w:rPr/>
+      </w:pPr>
+      <w:r>
+        <w:rPr>
+          <w:b/>
+        </w:rPr>
+        <w:t xml:space="preserve">UML: </w:t>
+      </w:r>
+      <w:r>
+        <w:t xml:space="preserve">lenguaje de modelado utilizado para representar gráficamente distintos componentes y procesos del sistema.</w:t>
+      </w:r>
+    </w:p>
+    <w:p>
+      <w:pPr>
+        <w:rPr/>
+      </w:pPr>
+      <w:r>
+        <w:rPr>
+          <w:b/>
+        </w:rPr>
+        <w:t xml:space="preserve">Versionado: </w:t>
+      </w:r>
+      <w:r>
+        <w:t xml:space="preserve">proceso mediante el cual se controlan las diferentes versiones del sistema durante el desarrollo.</w:t>
       </w:r>
     </w:p>
     <w:p>

--- a/Anteproyecto_v8.docx
+++ b/Anteproyecto_v8.docx
@@ -10496,42 +10496,302 @@
         <w:rPr/>
       </w:pPr>
       <w:r>
-        <w:t xml:space="preserve">Por eso la estimación de este proyecto no se tomó de la tabla, sino que se ancló en el calendario disponible y se usó el tamaño para verificar que ese calendario alcanzara. Con un equipo de dos integrantes, seis iteraciones y una dedicación de </w:t>
+        <w:t xml:space="preserve">Por eso la estimación de este proyecto no se tomó de la tabla, sino que se ancló en el calendario disponible y se usó el tamaño para verificar que ese calendario alcanzara.</w:t>
+      </w:r>
+    </w:p>
+    <w:p>
+      <w:pPr>
+        <w:rPr/>
+      </w:pPr>
+      <w:r>
+        <w:t xml:space="preserve">El calendario es el que va desde la </w:t>
       </w:r>
       <w:r>
         <w:rPr>
           <w:b/>
         </w:rPr>
-        <w:t xml:space="preserve">[COMPLETAR: horas semanales por integrante que el equipo se fijó]</w:t>
-      </w:r>
-      <w:r>
-        <w:t xml:space="preserve">, el esfuerzo planificado es de </w:t>
+        <w:t xml:space="preserve">presentación de la idea, el 15 de abril de 2026</w:t>
+      </w:r>
+      <w:r>
+        <w:t xml:space="preserve">, hasta la </w:t>
       </w:r>
       <w:r>
         <w:rPr>
           <w:b/>
         </w:rPr>
-        <w:t xml:space="preserve">[COMPLETAR: total de horas]</w:t>
-      </w:r>
-      <w:r>
-        <w:t xml:space="preserve">, lo que supone una productividad de </w:t>
+        <w:t xml:space="preserve">entrega del 7 de octubre de 2026</w:t>
+      </w:r>
+      <w:r>
+        <w:t xml:space="preserve">: veinticinco semanas, repartidas en seis incrementos. Sobre esa base, el equipo se fijó una dedicación de </w:t>
       </w:r>
       <w:r>
         <w:rPr>
           <w:b/>
         </w:rPr>
-        <w:t xml:space="preserve">[COMPLETAR: horas por punto de función]</w:t>
+        <w:t xml:space="preserve">dieciséis horas semanales por integrante</w:t>
+      </w:r>
+      <w:r>
+        <w:t xml:space="preserve">, que con dos integrantes da un esfuerzo planificado de </w:t>
+      </w:r>
+      <w:r>
+        <w:rPr>
+          <w:b/>
+        </w:rPr>
+        <w:t xml:space="preserve">800 horas</w:t>
       </w:r>
       <w:r>
         <w:t xml:space="preserve">.</w:t>
       </w:r>
     </w:p>
-    <w:p>
-      <w:pPr>
-        <w:rPr/>
-      </w:pPr>
-      <w:r>
-        <w:t xml:space="preserve">Ese número —y no el de la bibliografía— es el que hay que mirar al cerrar el proyecto, y es lo que la sección 2.9 retoma al evaluar si la planificación fue realista. El riesgo </w:t>
+    <w:tbl>
+      <w:tblPr>
+        <w:tblStyle w:val="Table1"/>
+        <w:tblW w:w="9300.0" w:type="dxa"/>
+        <w:jc w:val="left"/>
+        <w:tblBorders>
+          <w:top w:color="000000" w:space="0" w:sz="8" w:val="single"/>
+          <w:left w:color="000000" w:space="0" w:sz="8" w:val="single"/>
+          <w:bottom w:color="000000" w:space="0" w:sz="8" w:val="single"/>
+          <w:right w:color="000000" w:space="0" w:sz="8" w:val="single"/>
+          <w:insideH w:color="000000" w:space="0" w:sz="8" w:val="single"/>
+          <w:insideV w:color="000000" w:space="0" w:sz="8" w:val="single"/>
+        </w:tblBorders>
+        <w:tblLayout w:type="fixed"/>
+        <w:tblLook w:val="0600"/>
+      </w:tblPr>
+      <w:tblGrid>
+        <w:gridCol w:w="4500"/>
+        <w:gridCol w:w="4500"/>
+      </w:tblGrid>
+      <w:tr>
+        <w:trPr>
+          <w:cantSplit w:val="0"/>
+          <w:tblHeader w:val="0"/>
+        </w:trPr>
+        <w:tc>
+          <w:tcPr>
+            <w:shd w:fill="fce5cd" w:val="clear"/>
+          </w:tcPr>
+          <w:p>
+            <w:r>
+              <w:rPr>
+                <w:b/>
+              </w:rPr>
+              <w:t xml:space="preserve">Concepto</w:t>
+            </w:r>
+          </w:p>
+        </w:tc>
+        <w:tc>
+          <w:tcPr>
+            <w:shd w:fill="fce5cd" w:val="clear"/>
+          </w:tcPr>
+          <w:p>
+            <w:r>
+              <w:rPr>
+                <w:b/>
+              </w:rPr>
+              <w:t xml:space="preserve">Valor</w:t>
+            </w:r>
+          </w:p>
+        </w:tc>
+      </w:tr>
+      <w:tr>
+        <w:trPr>
+          <w:cantSplit w:val="0"/>
+          <w:tblHeader w:val="0"/>
+        </w:trPr>
+        <w:tc>
+          <w:tcPr>
+            <w:shd w:fill="fce5cd" w:val="clear"/>
+          </w:tcPr>
+          <w:p>
+            <w:r>
+              <w:t xml:space="preserve">Semanas de calendario (15/04/2026 – 07/10/2026)</w:t>
+            </w:r>
+          </w:p>
+        </w:tc>
+        <w:tc>
+          <w:tcPr>
+            <w:shd w:fill="fce5cd" w:val="clear"/>
+          </w:tcPr>
+          <w:p>
+            <w:r>
+              <w:t xml:space="preserve">25</w:t>
+            </w:r>
+          </w:p>
+        </w:tc>
+      </w:tr>
+      <w:tr>
+        <w:trPr>
+          <w:cantSplit w:val="0"/>
+          <w:tblHeader w:val="0"/>
+        </w:trPr>
+        <w:tc>
+          <w:tcPr>
+            <w:shd w:fill="fce5cd" w:val="clear"/>
+          </w:tcPr>
+          <w:p>
+            <w:r>
+              <w:t xml:space="preserve">Integrantes</w:t>
+            </w:r>
+          </w:p>
+        </w:tc>
+        <w:tc>
+          <w:tcPr>
+            <w:shd w:fill="fce5cd" w:val="clear"/>
+          </w:tcPr>
+          <w:p>
+            <w:r>
+              <w:t xml:space="preserve">2</w:t>
+            </w:r>
+          </w:p>
+        </w:tc>
+      </w:tr>
+      <w:tr>
+        <w:trPr>
+          <w:cantSplit w:val="0"/>
+          <w:tblHeader w:val="0"/>
+        </w:trPr>
+        <w:tc>
+          <w:tcPr>
+            <w:shd w:fill="fce5cd" w:val="clear"/>
+          </w:tcPr>
+          <w:p>
+            <w:r>
+              <w:t xml:space="preserve">Dedicación semanal planificada por integrante</w:t>
+            </w:r>
+          </w:p>
+        </w:tc>
+        <w:tc>
+          <w:tcPr>
+            <w:shd w:fill="fce5cd" w:val="clear"/>
+          </w:tcPr>
+          <w:p>
+            <w:r>
+              <w:t xml:space="preserve">16 h</w:t>
+            </w:r>
+          </w:p>
+        </w:tc>
+      </w:tr>
+      <w:tr>
+        <w:trPr>
+          <w:cantSplit w:val="0"/>
+          <w:tblHeader w:val="0"/>
+        </w:trPr>
+        <w:tc>
+          <w:tcPr>
+            <w:shd w:fill="fce5cd" w:val="clear"/>
+          </w:tcPr>
+          <w:p>
+            <w:r>
+              <w:rPr>
+                <w:b/>
+              </w:rPr>
+              <w:t xml:space="preserve">Esfuerzo planificado</w:t>
+            </w:r>
+          </w:p>
+        </w:tc>
+        <w:tc>
+          <w:tcPr>
+            <w:shd w:fill="fce5cd" w:val="clear"/>
+          </w:tcPr>
+          <w:p>
+            <w:r>
+              <w:rPr>
+                <w:b/>
+              </w:rPr>
+              <w:t xml:space="preserve">800 h</w:t>
+            </w:r>
+          </w:p>
+        </w:tc>
+      </w:tr>
+      <w:tr>
+        <w:trPr>
+          <w:cantSplit w:val="0"/>
+          <w:tblHeader w:val="0"/>
+        </w:trPr>
+        <w:tc>
+          <w:tcPr>
+            <w:shd w:fill="fce5cd" w:val="clear"/>
+          </w:tcPr>
+          <w:p>
+            <w:r>
+              <w:t xml:space="preserve">Puntos de función</w:t>
+            </w:r>
+          </w:p>
+        </w:tc>
+        <w:tc>
+          <w:tcPr>
+            <w:shd w:fill="fce5cd" w:val="clear"/>
+          </w:tcPr>
+          <w:p>
+            <w:r>
+              <w:t xml:space="preserve">593</w:t>
+            </w:r>
+          </w:p>
+        </w:tc>
+      </w:tr>
+      <w:tr>
+        <w:trPr>
+          <w:cantSplit w:val="0"/>
+          <w:tblHeader w:val="0"/>
+        </w:trPr>
+        <w:tc>
+          <w:tcPr>
+            <w:shd w:fill="fce5cd" w:val="clear"/>
+          </w:tcPr>
+          <w:p>
+            <w:r>
+              <w:rPr>
+                <w:b/>
+              </w:rPr>
+              <w:t xml:space="preserve">Productividad planificada</w:t>
+            </w:r>
+          </w:p>
+        </w:tc>
+        <w:tc>
+          <w:tcPr>
+            <w:shd w:fill="fce5cd" w:val="clear"/>
+          </w:tcPr>
+          <w:p>
+            <w:r>
+              <w:rPr>
+                <w:b/>
+              </w:rPr>
+              <w:t xml:space="preserve">1,35 h por punto de función</w:t>
+            </w:r>
+          </w:p>
+        </w:tc>
+      </w:tr>
+    </w:tbl>
+    <w:p>
+      <w:pPr>
+        <w:rPr/>
+      </w:pPr>
+    </w:p>
+    <w:p>
+      <w:pPr>
+        <w:rPr/>
+      </w:pPr>
+      <w:r>
+        <w:t xml:space="preserve">Ese valor —1,35 horas por punto de función— es el que hay que mirar al cerrar el proyecto, y es lo que la sección 2.9 retoma al evaluar si la planificación fue realista. Conviene decir desde acá qué significa: es </w:t>
+      </w:r>
+      <w:r>
+        <w:rPr>
+          <w:b/>
+        </w:rPr>
+        <w:t xml:space="preserve">un orden de magnitud más bajo que el de la bibliografía</w:t>
+      </w:r>
+      <w:r>
+        <w:t xml:space="preserve">, y lo es por las dos razones del párrafo anterior. No es una productividad que un equipo pueda prometerle a un cliente; es la que corresponde a dos personas escribiendo un sistema de gestión sobre un framework que ya resuelve el acceso a datos y la capa web, sin ninguna de las estructuras que rodean a un desarrollo industrial.</w:t>
+      </w:r>
+    </w:p>
+    <w:p>
+      <w:pPr>
+        <w:rPr/>
+      </w:pPr>
+      <w:r>
+        <w:t xml:space="preserve">El riesgo </w:t>
       </w:r>
       <w:r>
         <w:rPr>

--- a/Anteproyecto_v8.docx
+++ b/Anteproyecto_v8.docx
@@ -572,7 +572,7 @@
           <w:type w:val="nextPage"/>
           <w:pgSz w:h="16838" w:w="11906" w:orient="portrait"/>
           <w:pgMar w:bottom="1440" w:top="1440" w:left="1440" w:right="1440" w:header="720" w:footer="720"/>
-          <w:pgNumType w:start="1"/>
+          <w:titlePg/>
         </w:sectPr>
       </w:pPr>
       <w:r>
@@ -20236,7 +20236,6 @@
       <w:type w:val="nextPage"/>
       <w:pgSz w:h="16838" w:w="11906" w:orient="portrait"/>
       <w:pgMar w:bottom="1440" w:top="1440" w:left="1440" w:right="1440" w:header="720" w:footer="720"/>
-      <w:pgNumType w:start="0"/>
     </w:sectPr>
   </w:body>
 </w:document>
@@ -20246,12 +20245,37 @@
 <w:ftr xmlns:mc="http://schemas.openxmlformats.org/markup-compatibility/2006" xmlns:o="urn:schemas-microsoft-com:office:office" xmlns:r="http://schemas.openxmlformats.org/officeDocument/2006/relationships" xmlns:m="http://schemas.openxmlformats.org/officeDocument/2006/math" xmlns:v="urn:schemas-microsoft-com:vml" xmlns:wp="http://schemas.openxmlformats.org/drawingml/2006/wordprocessingDrawing" xmlns:w10="urn:schemas-microsoft-com:office:word" xmlns:w="http://schemas.openxmlformats.org/wordprocessingml/2006/main" xmlns:wne="http://schemas.microsoft.com/office/word/2006/wordml" xmlns:sl="http://schemas.openxmlformats.org/schemaLibrary/2006/main" xmlns:a="http://schemas.openxmlformats.org/drawingml/2006/main" xmlns:pic="http://schemas.openxmlformats.org/drawingml/2006/picture" xmlns:c="http://schemas.openxmlformats.org/drawingml/2006/chart" xmlns:lc="http://schemas.openxmlformats.org/drawingml/2006/lockedCanvas" xmlns:dgm="http://schemas.openxmlformats.org/drawingml/2006/diagram" xmlns:wps="http://schemas.microsoft.com/office/word/2010/wordprocessingShape" xmlns:wpg="http://schemas.microsoft.com/office/word/2010/wordprocessingGroup" xmlns:w14="http://schemas.microsoft.com/office/word/2010/wordml" xmlns:w15="http://schemas.microsoft.com/office/word/2012/wordml" xmlns:w16="http://schemas.microsoft.com/office/word/2018/wordml" xmlns:w16cex="http://schemas.microsoft.com/office/word/2018/wordml/cex" xmlns:w16cid="http://schemas.microsoft.com/office/word/2016/wordml/cid" xmlns="http://schemas.microsoft.com/office/tasks/2019/documenttasks" xmlns:cr="http://schemas.microsoft.com/office/comments/2020/reactions">
   <w:p>
     <w:pPr>
-      <w:rPr/>
+      <w:jc w:val="center"/>
     </w:pPr>
     <w:r>
       <w:rPr>
-        <w:rtl w:val="0"/>
-      </w:rPr>
+        <w:sz w:val="20"/>
+      </w:rPr>
+      <w:fldChar w:fldCharType="begin"/>
+    </w:r>
+    <w:r>
+      <w:rPr>
+        <w:sz w:val="20"/>
+      </w:rPr>
+      <w:instrText xml:space="preserve"> PAGE </w:instrText>
+    </w:r>
+    <w:r>
+      <w:rPr>
+        <w:sz w:val="20"/>
+      </w:rPr>
+      <w:fldChar w:fldCharType="separate"/>
+    </w:r>
+    <w:r>
+      <w:rPr>
+        <w:sz w:val="20"/>
+      </w:rPr>
+      <w:t>1</w:t>
+    </w:r>
+    <w:r>
+      <w:rPr>
+        <w:sz w:val="20"/>
+      </w:rPr>
+      <w:fldChar w:fldCharType="end"/>
     </w:r>
   </w:p>
 </w:ftr>
@@ -20261,12 +20285,37 @@
 <w:ftr xmlns:mc="http://schemas.openxmlformats.org/markup-compatibility/2006" xmlns:o="urn:schemas-microsoft-com:office:office" xmlns:r="http://schemas.openxmlformats.org/officeDocument/2006/relationships" xmlns:m="http://schemas.openxmlformats.org/officeDocument/2006/math" xmlns:v="urn:schemas-microsoft-com:vml" xmlns:wp="http://schemas.openxmlformats.org/drawingml/2006/wordprocessingDrawing" xmlns:w10="urn:schemas-microsoft-com:office:word" xmlns:w="http://schemas.openxmlformats.org/wordprocessingml/2006/main" xmlns:wne="http://schemas.microsoft.com/office/word/2006/wordml" xmlns:sl="http://schemas.openxmlformats.org/schemaLibrary/2006/main" xmlns:a="http://schemas.openxmlformats.org/drawingml/2006/main" xmlns:pic="http://schemas.openxmlformats.org/drawingml/2006/picture" xmlns:c="http://schemas.openxmlformats.org/drawingml/2006/chart" xmlns:lc="http://schemas.openxmlformats.org/drawingml/2006/lockedCanvas" xmlns:dgm="http://schemas.openxmlformats.org/drawingml/2006/diagram" xmlns:wps="http://schemas.microsoft.com/office/word/2010/wordprocessingShape" xmlns:wpg="http://schemas.microsoft.com/office/word/2010/wordprocessingGroup" xmlns:w14="http://schemas.microsoft.com/office/word/2010/wordml" xmlns:w15="http://schemas.microsoft.com/office/word/2012/wordml" xmlns:w16="http://schemas.microsoft.com/office/word/2018/wordml" xmlns:w16cex="http://schemas.microsoft.com/office/word/2018/wordml/cex" xmlns:w16cid="http://schemas.microsoft.com/office/word/2016/wordml/cid" xmlns="http://schemas.microsoft.com/office/tasks/2019/documenttasks" xmlns:cr="http://schemas.microsoft.com/office/comments/2020/reactions">
   <w:p>
     <w:pPr>
-      <w:rPr/>
+      <w:jc w:val="center"/>
     </w:pPr>
     <w:r>
       <w:rPr>
-        <w:rtl w:val="0"/>
-      </w:rPr>
+        <w:sz w:val="20"/>
+      </w:rPr>
+      <w:fldChar w:fldCharType="begin"/>
+    </w:r>
+    <w:r>
+      <w:rPr>
+        <w:sz w:val="20"/>
+      </w:rPr>
+      <w:instrText xml:space="preserve"> PAGE </w:instrText>
+    </w:r>
+    <w:r>
+      <w:rPr>
+        <w:sz w:val="20"/>
+      </w:rPr>
+      <w:fldChar w:fldCharType="separate"/>
+    </w:r>
+    <w:r>
+      <w:rPr>
+        <w:sz w:val="20"/>
+      </w:rPr>
+      <w:t>1</w:t>
+    </w:r>
+    <w:r>
+      <w:rPr>
+        <w:sz w:val="20"/>
+      </w:rPr>
+      <w:fldChar w:fldCharType="end"/>
     </w:r>
   </w:p>
 </w:ftr>
@@ -20274,23 +20323,7 @@
 
 <file path=word/footer3.xml><?xml version="1.0" encoding="utf-8"?>
 <w:ftr xmlns:mc="http://schemas.openxmlformats.org/markup-compatibility/2006" xmlns:o="urn:schemas-microsoft-com:office:office" xmlns:r="http://schemas.openxmlformats.org/officeDocument/2006/relationships" xmlns:m="http://schemas.openxmlformats.org/officeDocument/2006/math" xmlns:v="urn:schemas-microsoft-com:vml" xmlns:wp="http://schemas.openxmlformats.org/drawingml/2006/wordprocessingDrawing" xmlns:w10="urn:schemas-microsoft-com:office:word" xmlns:w="http://schemas.openxmlformats.org/wordprocessingml/2006/main" xmlns:wne="http://schemas.microsoft.com/office/word/2006/wordml" xmlns:sl="http://schemas.openxmlformats.org/schemaLibrary/2006/main" xmlns:a="http://schemas.openxmlformats.org/drawingml/2006/main" xmlns:pic="http://schemas.openxmlformats.org/drawingml/2006/picture" xmlns:c="http://schemas.openxmlformats.org/drawingml/2006/chart" xmlns:lc="http://schemas.openxmlformats.org/drawingml/2006/lockedCanvas" xmlns:dgm="http://schemas.openxmlformats.org/drawingml/2006/diagram" xmlns:wps="http://schemas.microsoft.com/office/word/2010/wordprocessingShape" xmlns:wpg="http://schemas.microsoft.com/office/word/2010/wordprocessingGroup" xmlns:w14="http://schemas.microsoft.com/office/word/2010/wordml" xmlns:w15="http://schemas.microsoft.com/office/word/2012/wordml" xmlns:w16="http://schemas.microsoft.com/office/word/2018/wordml" xmlns:w16cex="http://schemas.microsoft.com/office/word/2018/wordml/cex" xmlns:w16cid="http://schemas.microsoft.com/office/word/2016/wordml/cid" xmlns="http://schemas.microsoft.com/office/tasks/2019/documenttasks" xmlns:cr="http://schemas.microsoft.com/office/comments/2020/reactions">
-  <w:p>
-    <w:pPr>
-      <w:rPr/>
-    </w:pPr>
-    <w:r>
-      <w:rPr/>
-      <w:fldChar w:fldCharType="begin"/>
-      <w:instrText xml:space="preserve">PAGE</w:instrText>
-      <w:fldChar w:fldCharType="separate"/>
-      <w:fldChar w:fldCharType="end"/>
-    </w:r>
-    <w:r>
-      <w:rPr>
-        <w:rtl w:val="0"/>
-      </w:rPr>
-    </w:r>
-  </w:p>
+  <w:p/>
 </w:ftr>
 </file>
 
